--- a/2026-Q3/Devotionals/EulogyForJoAnnaParker-Rev5.docx
+++ b/2026-Q3/Devotionals/EulogyForJoAnnaParker-Rev5.docx
@@ -863,7 +863,13 @@
         <w:rPr>
           <w:highlight w:val="yellow"/>
         </w:rPr>
-        <w:t xml:space="preserve">she </w:t>
+        <w:t>S</w:t>
+      </w:r>
+      <w:r>
+        <w:rPr>
+          <w:highlight w:val="yellow"/>
+        </w:rPr>
+        <w:t xml:space="preserve">he </w:t>
       </w:r>
       <w:r>
         <w:rPr>
@@ -875,7 +881,25 @@
         <w:rPr>
           <w:highlight w:val="yellow"/>
         </w:rPr>
-        <w:t xml:space="preserve"> the household… </w:t>
+        <w:t xml:space="preserve"> the </w:t>
+      </w:r>
+      <w:r>
+        <w:rPr>
+          <w:highlight w:val="yellow"/>
+        </w:rPr>
+        <w:t>base at home</w:t>
+      </w:r>
+      <w:r>
+        <w:rPr>
+          <w:highlight w:val="yellow"/>
+        </w:rPr>
+        <w:t xml:space="preserve">… </w:t>
+      </w:r>
+      <w:r>
+        <w:rPr>
+          <w:highlight w:val="yellow"/>
+        </w:rPr>
+        <w:t xml:space="preserve">perhaps, </w:t>
       </w:r>
       <w:r>
         <w:rPr>
@@ -919,64 +943,118 @@
     <w:p>
       <w:pPr>
         <w:spacing w:after="200" w:line="276" w:lineRule="auto"/>
-      </w:pPr>
-    </w:p>
-    <w:p>
-      <w:pPr>
-        <w:spacing w:after="200" w:line="276" w:lineRule="auto"/>
-      </w:pPr>
-      <w:r>
-        <w:t>A</w:t>
-      </w:r>
-      <w:r>
-        <w:t>bout that household. //</w:t>
-      </w:r>
-    </w:p>
-    <w:p>
-      <w:pPr>
-        <w:spacing w:after="200" w:line="276" w:lineRule="auto"/>
-      </w:pPr>
-      <w:r>
-        <w:rPr>
-          <w:highlight w:val="yellow"/>
-        </w:rPr>
-        <w:t>Bill wore the eagles. / Bill was the Colonel. //</w:t>
-      </w:r>
-    </w:p>
-    <w:p>
-      <w:pPr>
-        <w:spacing w:after="200" w:line="276" w:lineRule="auto"/>
-      </w:pPr>
-      <w:r>
-        <w:t>But inside that house… / everyone understood the chain of command. //</w:t>
-      </w:r>
-    </w:p>
-    <w:p>
-      <w:pPr>
-        <w:spacing w:after="200" w:line="276" w:lineRule="auto"/>
-      </w:pPr>
-      <w:r>
-        <w:rPr>
-          <w:b/>
-          <w:bCs/>
-          <w:highlight w:val="yellow"/>
-        </w:rPr>
-        <w:t>Jo Anna… was the General. //</w:t>
-      </w:r>
-    </w:p>
-    <w:p>
-      <w:pPr>
-        <w:spacing w:after="200" w:line="276" w:lineRule="auto"/>
-      </w:pPr>
-      <w:r>
+        <w:rPr>
+          <w:b/>
+          <w:bCs/>
+        </w:rPr>
+      </w:pPr>
+    </w:p>
+    <w:p>
+      <w:pPr>
+        <w:spacing w:after="200" w:line="276" w:lineRule="auto"/>
+      </w:pPr>
+      <w:r>
+        <w:rPr>
+          <w:b/>
+          <w:bCs/>
+        </w:rPr>
+        <w:t xml:space="preserve">-------------- </w:t>
+      </w:r>
+      <w:r>
+        <w:rPr>
+          <w:b/>
+          <w:bCs/>
+        </w:rPr>
+        <w:t>5</w:t>
+      </w:r>
+    </w:p>
+    <w:p>
+      <w:pPr>
+        <w:spacing w:after="200" w:line="276" w:lineRule="auto"/>
+      </w:pPr>
+      <w:r>
+        <w:rPr>
+          <w:highlight w:val="yellow"/>
+        </w:rPr>
+        <w:t>Now -- / if you ever walked into Jo Anna’s home… / you never forgot it. //</w:t>
+      </w:r>
+    </w:p>
+    <w:p>
+      <w:pPr>
+        <w:spacing w:after="200" w:line="276" w:lineRule="auto"/>
+      </w:pPr>
+      <w:r>
+        <w:t>Gold.</w:t>
+      </w:r>
+    </w:p>
+    <w:p>
+      <w:pPr>
+        <w:spacing w:after="200" w:line="276" w:lineRule="auto"/>
+      </w:pPr>
+      <w:r>
+        <w:rPr>
+          <w:highlight w:val="yellow"/>
+        </w:rPr>
+        <w:t>Bold.</w:t>
+      </w:r>
+    </w:p>
+    <w:p>
+      <w:pPr>
+        <w:spacing w:after="200" w:line="276" w:lineRule="auto"/>
+      </w:pPr>
+      <w:r>
+        <w:t>Oversized.  Nothing timid… anywhere in sight. //</w:t>
+      </w:r>
+    </w:p>
+    <w:p>
+      <w:pPr>
+        <w:spacing w:after="200" w:line="276" w:lineRule="auto"/>
+      </w:pPr>
+      <w:r>
+        <w:rPr>
+          <w:highlight w:val="yellow"/>
+        </w:rPr>
+        <w:t>Furniture from Japan… and Thailand. / Chaise lounges. / Fresh flowers. / Shine… on every surface. //</w:t>
+      </w:r>
+    </w:p>
+    <w:p>
+      <w:pPr>
+        <w:spacing w:after="200" w:line="276" w:lineRule="auto"/>
+      </w:pPr>
+      <w:r>
+        <w:t>Some people would have called it gaudy. //</w:t>
+      </w:r>
+    </w:p>
+    <w:p>
+      <w:pPr>
+        <w:spacing w:after="200" w:line="276" w:lineRule="auto"/>
+      </w:pPr>
+      <w:r>
+        <w:rPr>
+          <w:highlight w:val="yellow"/>
+        </w:rPr>
+        <w:t>Jo Anna called it beautiful. //</w:t>
+      </w:r>
+    </w:p>
+    <w:p>
+      <w:pPr>
+        <w:spacing w:after="200" w:line="276" w:lineRule="auto"/>
         <w:rPr>
           <w:b/>
           <w:bCs/>
           <w:i/>
           <w:iCs/>
         </w:rPr>
-        <w:t>S</w:t>
-      </w:r>
+      </w:pPr>
+    </w:p>
+    <w:p>
+      <w:pPr>
+        <w:spacing w:after="200" w:line="276" w:lineRule="auto"/>
+        <w:rPr>
+          <w:b/>
+          <w:bCs/>
+        </w:rPr>
+      </w:pPr>
       <w:r>
         <w:rPr>
           <w:b/>
@@ -984,205 +1062,103 @@
           <w:i/>
           <w:iCs/>
         </w:rPr>
-        <w:t>he enjoyed comman</w:t>
-      </w:r>
+        <w:t>And in her house… there was only one vote that counted. //</w:t>
+      </w:r>
+    </w:p>
+    <w:p>
+      <w:pPr>
+        <w:spacing w:after="200" w:line="276" w:lineRule="auto"/>
+      </w:pPr>
+      <w:r>
+        <w:rPr>
+          <w:highlight w:val="yellow"/>
+        </w:rPr>
+        <w:t>Here’s the part that made us smile. //</w:t>
+      </w:r>
+    </w:p>
+    <w:p>
+      <w:pPr>
+        <w:spacing w:after="200" w:line="276" w:lineRule="auto"/>
+        <w:rPr>
+          <w:b/>
+          <w:bCs/>
+        </w:rPr>
+      </w:pPr>
+      <w:r>
+        <w:rPr>
+          <w:b/>
+          <w:bCs/>
+        </w:rPr>
+        <w:t>Her taste was extravagant. / Her wallet… was not. //</w:t>
+      </w:r>
+    </w:p>
+    <w:p>
+      <w:pPr>
+        <w:spacing w:after="200" w:line="276" w:lineRule="auto"/>
+      </w:pPr>
+      <w:r>
+        <w:rPr>
+          <w:highlight w:val="yellow"/>
+        </w:rPr>
+        <w:t>She would buy the boldest gold lamp in the store -- / but never… at full price. //</w:t>
+      </w:r>
+    </w:p>
+    <w:p>
+      <w:pPr>
+        <w:spacing w:after="200" w:line="276" w:lineRule="auto"/>
+      </w:pPr>
+      <w:r>
+        <w:t>And that house was kept… fastidiously. / Every piece in its place. / Every surface polished. //</w:t>
+      </w:r>
+    </w:p>
+    <w:p>
+      <w:pPr>
+        <w:spacing w:after="200" w:line="276" w:lineRule="auto"/>
+        <w:rPr>
+          <w:b/>
+          <w:bCs/>
+        </w:rPr>
+      </w:pPr>
       <w:r>
         <w:rPr>
           <w:b/>
           <w:bCs/>
           <w:i/>
           <w:iCs/>
-        </w:rPr>
-        <w:t>ding..</w:t>
-      </w:r>
-      <w:r>
-        <w:rPr>
+          <w:highlight w:val="yellow"/>
+        </w:rPr>
+        <w:t xml:space="preserve">The General… </w:t>
+      </w:r>
+      <w:r>
+        <w:rPr>
+          <w:b/>
+          <w:bCs/>
           <w:i/>
           <w:iCs/>
-        </w:rPr>
-        <w:t>. //</w:t>
-      </w:r>
-    </w:p>
-    <w:p>
-      <w:pPr>
-        <w:spacing w:after="200" w:line="276" w:lineRule="auto"/>
-        <w:rPr>
-          <w:b/>
-          <w:bCs/>
-        </w:rPr>
-      </w:pPr>
-    </w:p>
-    <w:p>
-      <w:pPr>
-        <w:spacing w:after="200" w:line="276" w:lineRule="auto"/>
-      </w:pPr>
-      <w:r>
-        <w:rPr>
-          <w:b/>
-          <w:bCs/>
-        </w:rPr>
-        <w:t xml:space="preserve">-------------- </w:t>
-      </w:r>
-      <w:r>
-        <w:rPr>
-          <w:b/>
-          <w:bCs/>
-        </w:rPr>
-        <w:t>5</w:t>
-      </w:r>
-    </w:p>
-    <w:p>
-      <w:pPr>
-        <w:spacing w:after="200" w:line="276" w:lineRule="auto"/>
-      </w:pPr>
-      <w:r>
-        <w:rPr>
-          <w:highlight w:val="yellow"/>
-        </w:rPr>
-        <w:t>Now -- / if you ever walked into Jo Anna’s home… / you never forgot it. //</w:t>
-      </w:r>
-    </w:p>
-    <w:p>
-      <w:pPr>
-        <w:spacing w:after="200" w:line="276" w:lineRule="auto"/>
-      </w:pPr>
-      <w:r>
-        <w:t>Gold.</w:t>
-      </w:r>
-    </w:p>
-    <w:p>
-      <w:pPr>
-        <w:spacing w:after="200" w:line="276" w:lineRule="auto"/>
-      </w:pPr>
-      <w:r>
-        <w:rPr>
-          <w:highlight w:val="yellow"/>
-        </w:rPr>
-        <w:t>Bold.</w:t>
-      </w:r>
-    </w:p>
-    <w:p>
-      <w:pPr>
-        <w:spacing w:after="200" w:line="276" w:lineRule="auto"/>
-      </w:pPr>
-      <w:r>
-        <w:t>Oversized.  Nothing timid… anywhere in sight. //</w:t>
-      </w:r>
-    </w:p>
-    <w:p>
-      <w:pPr>
-        <w:spacing w:after="200" w:line="276" w:lineRule="auto"/>
-      </w:pPr>
-      <w:r>
-        <w:rPr>
-          <w:highlight w:val="yellow"/>
-        </w:rPr>
-        <w:t>Furniture from Japan… and Thailand. / Chaise lounges. / Fresh flowers. / Shine… on every surface. //</w:t>
-      </w:r>
-    </w:p>
-    <w:p>
-      <w:pPr>
-        <w:spacing w:after="200" w:line="276" w:lineRule="auto"/>
-      </w:pPr>
-      <w:r>
-        <w:t>Some people would have called it gaudy. //</w:t>
-      </w:r>
-    </w:p>
-    <w:p>
-      <w:pPr>
-        <w:spacing w:after="200" w:line="276" w:lineRule="auto"/>
-      </w:pPr>
-      <w:r>
-        <w:rPr>
-          <w:highlight w:val="yellow"/>
-        </w:rPr>
-        <w:t>Jo Anna called it beautiful. //</w:t>
-      </w:r>
-    </w:p>
-    <w:p>
-      <w:pPr>
-        <w:spacing w:after="200" w:line="276" w:lineRule="auto"/>
+          <w:highlight w:val="yellow"/>
+        </w:rPr>
+        <w:t>ran a tight ship</w:t>
+      </w:r>
+      <w:r>
         <w:rPr>
           <w:b/>
           <w:bCs/>
           <w:i/>
           <w:iCs/>
-        </w:rPr>
-      </w:pPr>
-    </w:p>
-    <w:p>
-      <w:pPr>
-        <w:spacing w:after="200" w:line="276" w:lineRule="auto"/>
-        <w:rPr>
-          <w:b/>
-          <w:bCs/>
-        </w:rPr>
-      </w:pPr>
+          <w:highlight w:val="yellow"/>
+        </w:rPr>
+        <w:t>, as they say..</w:t>
+      </w:r>
       <w:r>
         <w:rPr>
           <w:b/>
           <w:bCs/>
           <w:i/>
           <w:iCs/>
-        </w:rPr>
-        <w:lastRenderedPageBreak/>
-        <w:t>And in her house… there was only one vote that counted. //</w:t>
-      </w:r>
-    </w:p>
-    <w:p>
-      <w:pPr>
-        <w:spacing w:after="200" w:line="276" w:lineRule="auto"/>
-      </w:pPr>
-      <w:r>
-        <w:rPr>
-          <w:highlight w:val="yellow"/>
-        </w:rPr>
-        <w:t>Here’s the part that made us smile. //</w:t>
-      </w:r>
-    </w:p>
-    <w:p>
-      <w:pPr>
-        <w:spacing w:after="200" w:line="276" w:lineRule="auto"/>
-        <w:rPr>
-          <w:b/>
-          <w:bCs/>
-        </w:rPr>
-      </w:pPr>
-      <w:r>
-        <w:rPr>
-          <w:b/>
-          <w:bCs/>
-        </w:rPr>
-        <w:t>Her taste was extravagant. / Her wallet… was not. //</w:t>
-      </w:r>
-    </w:p>
-    <w:p>
-      <w:pPr>
-        <w:spacing w:after="200" w:line="276" w:lineRule="auto"/>
-      </w:pPr>
-      <w:r>
-        <w:rPr>
-          <w:highlight w:val="yellow"/>
-        </w:rPr>
-        <w:t>She would buy the boldest gold lamp in the store -- / but never… at full price. //</w:t>
-      </w:r>
-    </w:p>
-    <w:p>
-      <w:pPr>
-        <w:spacing w:after="200" w:line="276" w:lineRule="auto"/>
-      </w:pPr>
-      <w:r>
-        <w:t>And that house was kept… fastidiously. / Every piece in its place. / Every surface polished. //</w:t>
-      </w:r>
-    </w:p>
-    <w:p>
-      <w:pPr>
-        <w:spacing w:after="200" w:line="276" w:lineRule="auto"/>
-        <w:rPr>
-          <w:b/>
-          <w:bCs/>
-        </w:rPr>
-      </w:pPr>
+          <w:highlight w:val="yellow"/>
+        </w:rPr>
+        <w:t xml:space="preserve">. </w:t>
+      </w:r>
       <w:r>
         <w:rPr>
           <w:b/>
@@ -1191,7 +1167,7 @@
           <w:iCs/>
           <w:highlight w:val="yellow"/>
         </w:rPr>
-        <w:t xml:space="preserve">The General… </w:t>
+        <w:t xml:space="preserve"> </w:t>
       </w:r>
       <w:r>
         <w:rPr>
@@ -1201,1373 +1177,1333 @@
           <w:iCs/>
           <w:highlight w:val="yellow"/>
         </w:rPr>
-        <w:t>ran a tight ship</w:t>
-      </w:r>
-      <w:r>
-        <w:rPr>
-          <w:b/>
-          <w:bCs/>
+        <w:t>//</w:t>
+      </w:r>
+    </w:p>
+    <w:p>
+      <w:pPr>
+        <w:spacing w:after="200" w:line="276" w:lineRule="auto"/>
+        <w:rPr>
+          <w:b/>
+          <w:bCs/>
+        </w:rPr>
+      </w:pPr>
+    </w:p>
+    <w:p>
+      <w:pPr>
+        <w:spacing w:after="200" w:line="276" w:lineRule="auto"/>
+      </w:pPr>
+      <w:r>
+        <w:rPr>
+          <w:b/>
+          <w:bCs/>
+        </w:rPr>
+        <w:t xml:space="preserve">-------------- </w:t>
+      </w:r>
+      <w:r>
+        <w:rPr>
+          <w:b/>
+          <w:bCs/>
+        </w:rPr>
+        <w:t>6</w:t>
+      </w:r>
+    </w:p>
+    <w:p>
+      <w:pPr>
+        <w:spacing w:after="200" w:line="276" w:lineRule="auto"/>
+      </w:pPr>
+      <w:r>
+        <w:rPr>
+          <w:highlight w:val="yellow"/>
+        </w:rPr>
+        <w:t>Her home… was built for company. //</w:t>
+      </w:r>
+    </w:p>
+    <w:p>
+      <w:pPr>
+        <w:spacing w:after="200" w:line="276" w:lineRule="auto"/>
+      </w:pPr>
+      <w:r>
+        <w:t>Jo Anna loved a dinner party. //</w:t>
+      </w:r>
+    </w:p>
+    <w:p>
+      <w:pPr>
+        <w:spacing w:after="200" w:line="276" w:lineRule="auto"/>
+      </w:pPr>
+      <w:r>
+        <w:rPr>
+          <w:highlight w:val="yellow"/>
+        </w:rPr>
+        <w:t xml:space="preserve">She went looking for </w:t>
+      </w:r>
+      <w:r>
+        <w:rPr>
+          <w:highlight w:val="yellow"/>
+        </w:rPr>
+        <w:t xml:space="preserve">occasions to host </w:t>
+      </w:r>
+      <w:r>
+        <w:rPr>
+          <w:highlight w:val="yellow"/>
+        </w:rPr>
+        <w:t>them. //</w:t>
+      </w:r>
+    </w:p>
+    <w:p>
+      <w:pPr>
+        <w:spacing w:after="200" w:line="276" w:lineRule="auto"/>
+      </w:pPr>
+      <w:r>
+        <w:t xml:space="preserve">Several complete sets of </w:t>
+      </w:r>
+      <w:r>
+        <w:t>China</w:t>
+      </w:r>
+      <w:r>
+        <w:t>. /</w:t>
+      </w:r>
+    </w:p>
+    <w:p>
+      <w:pPr>
+        <w:spacing w:after="200" w:line="276" w:lineRule="auto"/>
+      </w:pPr>
+      <w:r>
+        <w:rPr>
+          <w:highlight w:val="yellow"/>
+        </w:rPr>
+        <w:t xml:space="preserve">Serving dishes… for every </w:t>
+      </w:r>
+      <w:r>
+        <w:rPr>
+          <w:highlight w:val="yellow"/>
+        </w:rPr>
+        <w:t>type of cuisine</w:t>
+      </w:r>
+      <w:r>
+        <w:rPr>
+          <w:highlight w:val="yellow"/>
+        </w:rPr>
+        <w:t>. /</w:t>
+      </w:r>
+    </w:p>
+    <w:p>
+      <w:pPr>
+        <w:spacing w:after="200" w:line="276" w:lineRule="auto"/>
+      </w:pPr>
+      <w:r>
+        <w:t>Glassware</w:t>
+      </w:r>
+      <w:r>
+        <w:t xml:space="preserve"> </w:t>
+      </w:r>
+      <w:r>
+        <w:t>galore</w:t>
+      </w:r>
+      <w:r>
+        <w:t>..</w:t>
+      </w:r>
+      <w:r>
+        <w:t>. //</w:t>
+      </w:r>
+    </w:p>
+    <w:p>
+      <w:pPr>
+        <w:spacing w:after="200" w:line="276" w:lineRule="auto"/>
+      </w:pPr>
+      <w:r>
+        <w:rPr>
+          <w:highlight w:val="yellow"/>
+        </w:rPr>
+        <w:t>She wanted people… to have a good time. //</w:t>
+      </w:r>
+    </w:p>
+    <w:p>
+      <w:pPr>
+        <w:spacing w:after="200" w:line="276" w:lineRule="auto"/>
+      </w:pPr>
+      <w:r>
+        <w:t xml:space="preserve">She smiled a lot. / </w:t>
+      </w:r>
+    </w:p>
+    <w:p>
+      <w:pPr>
+        <w:spacing w:after="200" w:line="276" w:lineRule="auto"/>
+        <w:rPr>
+          <w:highlight w:val="yellow"/>
+        </w:rPr>
+      </w:pPr>
+    </w:p>
+    <w:p>
+      <w:pPr>
+        <w:spacing w:after="200" w:line="276" w:lineRule="auto"/>
+      </w:pPr>
+      <w:r>
+        <w:rPr>
+          <w:highlight w:val="yellow"/>
+        </w:rPr>
+        <w:t>She was generous… often quietly.</w:t>
+      </w:r>
+      <w:r>
+        <w:rPr>
+          <w:highlight w:val="yellow"/>
+        </w:rPr>
+        <w:t xml:space="preserve">  </w:t>
+      </w:r>
+      <w:r>
+        <w:rPr>
+          <w:b/>
+          <w:bCs/>
+          <w:highlight w:val="yellow"/>
+        </w:rPr>
+        <w:t>Sometimes with too much show.</w:t>
+      </w:r>
+      <w:r>
+        <w:rPr>
+          <w:highlight w:val="yellow"/>
+        </w:rPr>
+        <w:t xml:space="preserve"> /</w:t>
+      </w:r>
+    </w:p>
+    <w:p>
+      <w:pPr>
+        <w:spacing w:after="200" w:line="276" w:lineRule="auto"/>
+      </w:pPr>
+      <w:r>
+        <w:t xml:space="preserve">She dressed… </w:t>
+      </w:r>
+      <w:r>
+        <w:t>decoratively</w:t>
+      </w:r>
+      <w:r>
+        <w:t xml:space="preserve">. </w:t>
+      </w:r>
+      <w:r>
+        <w:t xml:space="preserve"> </w:t>
+      </w:r>
+      <w:r>
+        <w:t>/ Always. //</w:t>
+      </w:r>
+    </w:p>
+    <w:p>
+      <w:pPr>
+        <w:spacing w:after="200" w:line="276" w:lineRule="auto"/>
+      </w:pPr>
+      <w:r>
+        <w:rPr>
+          <w:highlight w:val="yellow"/>
+        </w:rPr>
+        <w:t>And</w:t>
+      </w:r>
+      <w:r>
+        <w:rPr>
+          <w:highlight w:val="yellow"/>
+        </w:rPr>
+        <w:t>, as I discovered, she loved to be teased about her peculiar ways</w:t>
+      </w:r>
+      <w:r>
+        <w:rPr>
+          <w:highlight w:val="yellow"/>
+        </w:rPr>
+        <w:t>. //</w:t>
+      </w:r>
+    </w:p>
+    <w:p>
+      <w:pPr>
+        <w:spacing w:after="200" w:line="276" w:lineRule="auto"/>
+        <w:rPr>
+          <w:b/>
+          <w:bCs/>
+        </w:rPr>
+      </w:pPr>
+    </w:p>
+    <w:p>
+      <w:pPr>
+        <w:spacing w:after="200" w:line="276" w:lineRule="auto"/>
+      </w:pPr>
+      <w:r>
+        <w:rPr>
+          <w:b/>
+          <w:bCs/>
+        </w:rPr>
+        <w:t xml:space="preserve">-------------- </w:t>
+      </w:r>
+      <w:r>
+        <w:rPr>
+          <w:b/>
+          <w:bCs/>
+        </w:rPr>
+        <w:t>7</w:t>
+      </w:r>
+    </w:p>
+    <w:p>
+      <w:pPr>
+        <w:spacing w:after="200" w:line="276" w:lineRule="auto"/>
+      </w:pPr>
+      <w:r>
+        <w:rPr>
+          <w:highlight w:val="yellow"/>
+        </w:rPr>
+        <w:t>She also had standards. //</w:t>
+      </w:r>
+    </w:p>
+    <w:p>
+      <w:pPr>
+        <w:spacing w:after="200" w:line="276" w:lineRule="auto"/>
+      </w:pPr>
+      <w:r>
+        <w:t xml:space="preserve">Decorum. / Proper behavior. </w:t>
+      </w:r>
+      <w:r>
+        <w:t xml:space="preserve"> </w:t>
+      </w:r>
+      <w:r>
+        <w:t>/ Things done… the right way. //</w:t>
+      </w:r>
+    </w:p>
+    <w:p>
+      <w:pPr>
+        <w:spacing w:after="200" w:line="276" w:lineRule="auto"/>
+      </w:pPr>
+      <w:r>
+        <w:rPr>
+          <w:highlight w:val="yellow"/>
+        </w:rPr>
+        <w:t xml:space="preserve">She held the rest of us to those standards… / </w:t>
+      </w:r>
+      <w:r>
+        <w:rPr>
+          <w:b/>
+          <w:bCs/>
+          <w:highlight w:val="yellow"/>
+        </w:rPr>
+        <w:t>whether we asked… or not</w:t>
+      </w:r>
+      <w:r>
+        <w:rPr>
+          <w:highlight w:val="yellow"/>
+        </w:rPr>
+        <w:t>. //</w:t>
+      </w:r>
+    </w:p>
+    <w:p>
+      <w:pPr>
+        <w:spacing w:after="200" w:line="276" w:lineRule="auto"/>
+      </w:pPr>
+      <w:r>
+        <w:t xml:space="preserve">She </w:t>
+      </w:r>
+      <w:r>
+        <w:t>w</w:t>
+      </w:r>
+      <w:r>
+        <w:t xml:space="preserve">ould correct you… </w:t>
+      </w:r>
+      <w:r>
+        <w:t>about</w:t>
+      </w:r>
+      <w:r>
+        <w:t xml:space="preserve"> </w:t>
+      </w:r>
+      <w:r>
+        <w:t xml:space="preserve">using </w:t>
+      </w:r>
+      <w:r>
+        <w:t>the wrong fork. //</w:t>
+      </w:r>
+    </w:p>
+    <w:p>
+      <w:pPr>
+        <w:spacing w:after="200" w:line="276" w:lineRule="auto"/>
+        <w:rPr>
+          <w:highlight w:val="yellow"/>
+        </w:rPr>
+      </w:pPr>
+    </w:p>
+    <w:p>
+      <w:pPr>
+        <w:spacing w:after="200" w:line="276" w:lineRule="auto"/>
+      </w:pPr>
+      <w:r>
+        <w:rPr>
+          <w:highlight w:val="yellow"/>
+        </w:rPr>
+        <w:t xml:space="preserve">The apostle Paul once wrote: </w:t>
+      </w:r>
+      <w:r>
+        <w:rPr>
+          <w:b/>
+          <w:bCs/>
+          <w:highlight w:val="yellow"/>
+        </w:rPr>
+        <w:t>“And do everything in a decent and orderly manner.”</w:t>
+      </w:r>
+      <w:r>
+        <w:rPr>
+          <w:highlight w:val="yellow"/>
+        </w:rPr>
+        <w:t xml:space="preserve"> //</w:t>
+      </w:r>
+    </w:p>
+    <w:p>
+      <w:pPr>
+        <w:spacing w:after="200" w:line="276" w:lineRule="auto"/>
+      </w:pPr>
+      <w:r>
+        <w:rPr>
           <w:i/>
           <w:iCs/>
-          <w:highlight w:val="yellow"/>
-        </w:rPr>
-        <w:t>, as they say..</w:t>
-      </w:r>
-      <w:r>
-        <w:rPr>
-          <w:b/>
-          <w:bCs/>
+        </w:rPr>
+        <w:t>Jo Anna could have written that verse. //</w:t>
+      </w:r>
+    </w:p>
+    <w:p>
+      <w:pPr>
+        <w:spacing w:after="200" w:line="276" w:lineRule="auto"/>
+      </w:pPr>
+      <w:r>
+        <w:rPr>
+          <w:highlight w:val="yellow"/>
+        </w:rPr>
+        <w:t>Though between us -- / she did not always meet her own standards. //</w:t>
+      </w:r>
+    </w:p>
+    <w:p>
+      <w:pPr>
+        <w:spacing w:after="200" w:line="276" w:lineRule="auto"/>
+      </w:pPr>
+      <w:r>
+        <w:t>More on that… in a minute. //</w:t>
+      </w:r>
+    </w:p>
+    <w:p>
+      <w:pPr>
+        <w:spacing w:after="200" w:line="276" w:lineRule="auto"/>
+        <w:rPr>
+          <w:b/>
+          <w:bCs/>
+        </w:rPr>
+      </w:pPr>
+    </w:p>
+    <w:p>
+      <w:pPr>
+        <w:spacing w:after="200" w:line="276" w:lineRule="auto"/>
+        <w:rPr>
+          <w:b/>
+          <w:bCs/>
+        </w:rPr>
+      </w:pPr>
+    </w:p>
+    <w:p>
+      <w:pPr>
+        <w:spacing w:after="200" w:line="276" w:lineRule="auto"/>
+        <w:rPr>
+          <w:b/>
+          <w:bCs/>
+        </w:rPr>
+      </w:pPr>
+    </w:p>
+    <w:p>
+      <w:pPr>
+        <w:spacing w:after="200" w:line="276" w:lineRule="auto"/>
+      </w:pPr>
+      <w:r>
+        <w:rPr>
+          <w:b/>
+          <w:bCs/>
+        </w:rPr>
+        <w:t xml:space="preserve">-------------- </w:t>
+      </w:r>
+      <w:r>
+        <w:rPr>
+          <w:b/>
+          <w:bCs/>
+        </w:rPr>
+        <w:t>8</w:t>
+      </w:r>
+    </w:p>
+    <w:p>
+      <w:pPr>
+        <w:spacing w:after="200" w:line="276" w:lineRule="auto"/>
+      </w:pPr>
+      <w:r>
+        <w:rPr>
+          <w:highlight w:val="yellow"/>
+        </w:rPr>
+        <w:t>A life… is never just one thing. //</w:t>
+      </w:r>
+    </w:p>
+    <w:p>
+      <w:pPr>
+        <w:spacing w:after="200" w:line="276" w:lineRule="auto"/>
+      </w:pPr>
+      <w:r>
+        <w:t>Jo Anna struggled… with depression. //</w:t>
+      </w:r>
+    </w:p>
+    <w:p>
+      <w:pPr>
+        <w:spacing w:after="200" w:line="276" w:lineRule="auto"/>
+      </w:pPr>
+      <w:r>
+        <w:rPr>
+          <w:highlight w:val="yellow"/>
+        </w:rPr>
+        <w:t>Her mind… was not a peaceful place.</w:t>
+      </w:r>
+    </w:p>
+    <w:p>
+      <w:pPr>
+        <w:spacing w:after="200" w:line="276" w:lineRule="auto"/>
+      </w:pPr>
+    </w:p>
+    <w:p>
+      <w:pPr>
+        <w:spacing w:after="200" w:line="276" w:lineRule="auto"/>
+      </w:pPr>
+      <w:r>
+        <w:t xml:space="preserve">There were dark seasons. / There were days when steadiness… </w:t>
+      </w:r>
+      <w:r>
+        <w:rPr>
+          <w:b/>
+          <w:bCs/>
+        </w:rPr>
+        <w:t>was simply out of reach</w:t>
+      </w:r>
+      <w:r>
+        <w:t>. //</w:t>
+      </w:r>
+    </w:p>
+    <w:p>
+      <w:pPr>
+        <w:spacing w:after="200" w:line="276" w:lineRule="auto"/>
+      </w:pPr>
+      <w:r>
+        <w:rPr>
+          <w:highlight w:val="yellow"/>
+        </w:rPr>
+        <w:lastRenderedPageBreak/>
+        <w:t>And in those days… she leaned on Bill. //</w:t>
+      </w:r>
+      <w:r>
+        <w:t xml:space="preserve">   </w:t>
+      </w:r>
+    </w:p>
+    <w:p>
+      <w:pPr>
+        <w:spacing w:after="200" w:line="276" w:lineRule="auto"/>
+      </w:pPr>
+      <w:r>
+        <w:rPr>
+          <w:b/>
+          <w:bCs/>
+        </w:rPr>
+        <w:t xml:space="preserve">Very </w:t>
+      </w:r>
+      <w:r>
+        <w:rPr>
+          <w:b/>
+          <w:bCs/>
+        </w:rPr>
+        <w:t>Hard</w:t>
+      </w:r>
+      <w:r>
+        <w:t>. //</w:t>
+      </w:r>
+    </w:p>
+    <w:p/>
+    <w:p>
+      <w:pPr>
+        <w:spacing w:after="200" w:line="276" w:lineRule="auto"/>
+      </w:pPr>
+      <w:r>
+        <w:rPr>
+          <w:highlight w:val="yellow"/>
+        </w:rPr>
+        <w:t xml:space="preserve">Bill was there. </w:t>
+      </w:r>
+      <w:proofErr w:type="gramStart"/>
+      <w:r>
+        <w:rPr>
+          <w:highlight w:val="yellow"/>
+        </w:rPr>
+        <w:t xml:space="preserve">/ </w:t>
+      </w:r>
+      <w:r>
+        <w:rPr>
+          <w:highlight w:val="yellow"/>
+        </w:rPr>
+        <w:t xml:space="preserve"> Most</w:t>
+      </w:r>
+      <w:proofErr w:type="gramEnd"/>
+      <w:r>
+        <w:rPr>
+          <w:highlight w:val="yellow"/>
+        </w:rPr>
+        <w:t xml:space="preserve"> e</w:t>
+      </w:r>
+      <w:r>
+        <w:rPr>
+          <w:highlight w:val="yellow"/>
+        </w:rPr>
+        <w:t>very</w:t>
+      </w:r>
+      <w:r>
+        <w:rPr>
+          <w:highlight w:val="yellow"/>
+        </w:rPr>
+        <w:t>-</w:t>
+      </w:r>
+      <w:r>
+        <w:rPr>
+          <w:highlight w:val="yellow"/>
+        </w:rPr>
+        <w:t>time. //</w:t>
+      </w:r>
+    </w:p>
+    <w:p>
+      <w:pPr>
+        <w:spacing w:after="200" w:line="276" w:lineRule="auto"/>
+      </w:pPr>
+      <w:r>
+        <w:t>Do you know what he called her? //</w:t>
+      </w:r>
+    </w:p>
+    <w:p>
+      <w:pPr>
+        <w:spacing w:after="200" w:line="276" w:lineRule="auto"/>
+      </w:pPr>
+      <w:r>
+        <w:rPr>
+          <w:b/>
+          <w:bCs/>
+          <w:highlight w:val="yellow"/>
+        </w:rPr>
+        <w:t>“My precious one.” //</w:t>
+      </w:r>
+    </w:p>
+    <w:p>
+      <w:pPr>
+        <w:spacing w:after="200" w:line="276" w:lineRule="auto"/>
+      </w:pPr>
+      <w:r>
+        <w:t>Not when she was easy. //</w:t>
+      </w:r>
+    </w:p>
+    <w:p>
+      <w:pPr>
+        <w:spacing w:after="200" w:line="276" w:lineRule="auto"/>
+      </w:pPr>
+      <w:r>
+        <w:rPr>
+          <w:highlight w:val="yellow"/>
+        </w:rPr>
+        <w:t>When she was hard. //</w:t>
+      </w:r>
+    </w:p>
+    <w:p>
+      <w:pPr>
+        <w:spacing w:after="200" w:line="276" w:lineRule="auto"/>
+      </w:pPr>
+      <w:r>
+        <w:t xml:space="preserve">That… is what </w:t>
+      </w:r>
+      <w:r>
+        <w:rPr>
           <w:i/>
           <w:iCs/>
-          <w:highlight w:val="yellow"/>
-        </w:rPr>
-        <w:t xml:space="preserve">. </w:t>
-      </w:r>
-      <w:r>
-        <w:rPr>
-          <w:b/>
-          <w:bCs/>
+        </w:rPr>
+        <w:t xml:space="preserve">empathetic </w:t>
+      </w:r>
+      <w:r>
+        <w:rPr>
           <w:i/>
           <w:iCs/>
+        </w:rPr>
+        <w:t>devotion</w:t>
+      </w:r>
+      <w:r>
+        <w:t xml:space="preserve"> looks like. //</w:t>
+      </w:r>
+    </w:p>
+    <w:p>
+      <w:pPr>
+        <w:spacing w:after="200" w:line="276" w:lineRule="auto"/>
+      </w:pPr>
+      <w:r>
+        <w:rPr>
+          <w:highlight w:val="yellow"/>
+        </w:rPr>
+        <w:t>And then her memory began to leave her --</w:t>
+      </w:r>
+      <w:r>
+        <w:rPr>
           <w:highlight w:val="yellow"/>
         </w:rPr>
         <w:t xml:space="preserve"> </w:t>
       </w:r>
       <w:r>
         <w:rPr>
-          <w:b/>
-          <w:bCs/>
+          <w:highlight w:val="yellow"/>
+        </w:rPr>
+        <w:t>and she knew it was leaving. //</w:t>
+      </w:r>
+    </w:p>
+    <w:p>
+      <w:pPr>
+        <w:spacing w:after="200" w:line="276" w:lineRule="auto"/>
+      </w:pPr>
+      <w:r>
+        <w:t xml:space="preserve">She suffered as a child. / </w:t>
+      </w:r>
+      <w:r>
+        <w:rPr>
           <w:i/>
           <w:iCs/>
-          <w:highlight w:val="yellow"/>
-        </w:rPr>
-        <w:t>//</w:t>
-      </w:r>
-    </w:p>
-    <w:p>
-      <w:pPr>
-        <w:spacing w:after="200" w:line="276" w:lineRule="auto"/>
-        <w:rPr>
-          <w:b/>
-          <w:bCs/>
-        </w:rPr>
-      </w:pPr>
-    </w:p>
-    <w:p>
-      <w:pPr>
-        <w:spacing w:after="200" w:line="276" w:lineRule="auto"/>
-      </w:pPr>
-      <w:r>
-        <w:rPr>
-          <w:b/>
-          <w:bCs/>
-        </w:rPr>
-        <w:t xml:space="preserve">-------------- </w:t>
-      </w:r>
-      <w:r>
-        <w:rPr>
-          <w:b/>
-          <w:bCs/>
-        </w:rPr>
-        <w:t>6</w:t>
-      </w:r>
-    </w:p>
-    <w:p>
-      <w:pPr>
-        <w:spacing w:after="200" w:line="276" w:lineRule="auto"/>
-      </w:pPr>
-      <w:r>
-        <w:rPr>
-          <w:highlight w:val="yellow"/>
-        </w:rPr>
-        <w:t>Her home… was built for company. //</w:t>
-      </w:r>
-    </w:p>
-    <w:p>
-      <w:pPr>
-        <w:spacing w:after="200" w:line="276" w:lineRule="auto"/>
-      </w:pPr>
-      <w:r>
-        <w:t>Jo Anna loved a dinner party. //</w:t>
-      </w:r>
-    </w:p>
-    <w:p>
-      <w:pPr>
-        <w:spacing w:after="200" w:line="276" w:lineRule="auto"/>
-      </w:pPr>
-      <w:r>
-        <w:rPr>
-          <w:highlight w:val="yellow"/>
-        </w:rPr>
-        <w:t xml:space="preserve">She went looking for </w:t>
-      </w:r>
-      <w:r>
-        <w:rPr>
-          <w:highlight w:val="yellow"/>
-        </w:rPr>
-        <w:t xml:space="preserve">occasions to host </w:t>
-      </w:r>
-      <w:r>
-        <w:rPr>
-          <w:highlight w:val="yellow"/>
-        </w:rPr>
-        <w:t>them. //</w:t>
-      </w:r>
-    </w:p>
-    <w:p>
-      <w:pPr>
-        <w:spacing w:after="200" w:line="276" w:lineRule="auto"/>
-      </w:pPr>
-      <w:r>
-        <w:t xml:space="preserve">Several complete sets of </w:t>
-      </w:r>
-      <w:r>
-        <w:t>China</w:t>
-      </w:r>
-      <w:r>
-        <w:t>. /</w:t>
-      </w:r>
-    </w:p>
-    <w:p>
-      <w:pPr>
-        <w:spacing w:after="200" w:line="276" w:lineRule="auto"/>
-      </w:pPr>
-      <w:r>
-        <w:rPr>
-          <w:highlight w:val="yellow"/>
-        </w:rPr>
-        <w:t xml:space="preserve">Serving dishes… for every </w:t>
-      </w:r>
-      <w:r>
-        <w:rPr>
-          <w:highlight w:val="yellow"/>
-        </w:rPr>
-        <w:t>type of cuisine</w:t>
-      </w:r>
-      <w:r>
-        <w:rPr>
-          <w:highlight w:val="yellow"/>
-        </w:rPr>
-        <w:t>. /</w:t>
-      </w:r>
-    </w:p>
-    <w:p>
-      <w:pPr>
-        <w:spacing w:after="200" w:line="276" w:lineRule="auto"/>
-      </w:pPr>
-      <w:r>
-        <w:t>Glassware</w:t>
-      </w:r>
-      <w:r>
-        <w:t xml:space="preserve"> </w:t>
-      </w:r>
-      <w:r>
-        <w:t>galore</w:t>
-      </w:r>
-      <w:r>
-        <w:t>..</w:t>
-      </w:r>
-      <w:r>
-        <w:t>. //</w:t>
-      </w:r>
-    </w:p>
-    <w:p>
-      <w:pPr>
-        <w:spacing w:after="200" w:line="276" w:lineRule="auto"/>
-      </w:pPr>
-      <w:r>
-        <w:rPr>
-          <w:highlight w:val="yellow"/>
-        </w:rPr>
-        <w:t>She wanted people… to have a good time. //</w:t>
-      </w:r>
-    </w:p>
-    <w:p>
-      <w:pPr>
-        <w:spacing w:after="200" w:line="276" w:lineRule="auto"/>
-      </w:pPr>
-      <w:r>
-        <w:t xml:space="preserve">She smiled a lot. / </w:t>
-      </w:r>
-    </w:p>
-    <w:p>
-      <w:pPr>
-        <w:spacing w:after="200" w:line="276" w:lineRule="auto"/>
-        <w:rPr>
-          <w:highlight w:val="yellow"/>
-        </w:rPr>
-      </w:pPr>
-    </w:p>
-    <w:p>
-      <w:pPr>
-        <w:spacing w:after="200" w:line="276" w:lineRule="auto"/>
-      </w:pPr>
-      <w:r>
-        <w:rPr>
-          <w:highlight w:val="yellow"/>
-        </w:rPr>
-        <w:t>She was generous… often quietly.</w:t>
-      </w:r>
-      <w:r>
-        <w:rPr>
-          <w:highlight w:val="yellow"/>
-        </w:rPr>
-        <w:t xml:space="preserve">  </w:t>
-      </w:r>
-      <w:r>
-        <w:rPr>
-          <w:b/>
-          <w:bCs/>
-          <w:highlight w:val="yellow"/>
-        </w:rPr>
-        <w:t>Sometimes with too much show.</w:t>
-      </w:r>
-      <w:r>
-        <w:rPr>
-          <w:highlight w:val="yellow"/>
-        </w:rPr>
-        <w:t xml:space="preserve"> /</w:t>
-      </w:r>
-    </w:p>
-    <w:p>
-      <w:pPr>
-        <w:spacing w:after="200" w:line="276" w:lineRule="auto"/>
-      </w:pPr>
-      <w:r>
-        <w:t xml:space="preserve">She dressed… </w:t>
-      </w:r>
-      <w:r>
-        <w:t>decoratively</w:t>
-      </w:r>
-      <w:r>
-        <w:t xml:space="preserve">. </w:t>
-      </w:r>
-      <w:r>
-        <w:t xml:space="preserve"> </w:t>
-      </w:r>
-      <w:r>
-        <w:t>/ Always. //</w:t>
-      </w:r>
-    </w:p>
-    <w:p>
-      <w:pPr>
-        <w:spacing w:after="200" w:line="276" w:lineRule="auto"/>
-      </w:pPr>
-      <w:r>
-        <w:rPr>
-          <w:highlight w:val="yellow"/>
-        </w:rPr>
-        <w:t>And</w:t>
-      </w:r>
-      <w:r>
-        <w:rPr>
-          <w:highlight w:val="yellow"/>
-        </w:rPr>
-        <w:t>, as I discovered, she loved to be teased about her peculiar ways</w:t>
-      </w:r>
-      <w:r>
-        <w:rPr>
-          <w:highlight w:val="yellow"/>
-        </w:rPr>
-        <w:t>. //</w:t>
-      </w:r>
-    </w:p>
-    <w:p>
-      <w:pPr>
-        <w:spacing w:after="200" w:line="276" w:lineRule="auto"/>
-        <w:rPr>
-          <w:b/>
-          <w:bCs/>
-        </w:rPr>
-      </w:pPr>
-    </w:p>
-    <w:p>
-      <w:pPr>
-        <w:spacing w:after="200" w:line="276" w:lineRule="auto"/>
-      </w:pPr>
-      <w:r>
-        <w:rPr>
-          <w:b/>
-          <w:bCs/>
-        </w:rPr>
-        <w:t xml:space="preserve">-------------- </w:t>
-      </w:r>
-      <w:r>
-        <w:rPr>
-          <w:b/>
-          <w:bCs/>
-        </w:rPr>
-        <w:t>7</w:t>
-      </w:r>
-    </w:p>
-    <w:p>
-      <w:pPr>
-        <w:spacing w:after="200" w:line="276" w:lineRule="auto"/>
-      </w:pPr>
-      <w:r>
-        <w:rPr>
-          <w:highlight w:val="yellow"/>
-        </w:rPr>
-        <w:t>She also had standards. //</w:t>
-      </w:r>
-    </w:p>
-    <w:p>
-      <w:pPr>
-        <w:spacing w:after="200" w:line="276" w:lineRule="auto"/>
-      </w:pPr>
-      <w:r>
-        <w:t xml:space="preserve">Decorum. / Proper behavior. </w:t>
-      </w:r>
-      <w:r>
-        <w:t xml:space="preserve"> </w:t>
-      </w:r>
-      <w:r>
-        <w:t>/ Things done… the right way. //</w:t>
-      </w:r>
-    </w:p>
-    <w:p>
-      <w:pPr>
-        <w:spacing w:after="200" w:line="276" w:lineRule="auto"/>
-      </w:pPr>
-      <w:r>
-        <w:rPr>
-          <w:highlight w:val="yellow"/>
-        </w:rPr>
-        <w:t xml:space="preserve">She held the rest of us to those standards… / </w:t>
-      </w:r>
-      <w:r>
-        <w:rPr>
-          <w:b/>
-          <w:bCs/>
-          <w:highlight w:val="yellow"/>
-        </w:rPr>
-        <w:t>whether we asked… or not</w:t>
-      </w:r>
-      <w:r>
-        <w:rPr>
-          <w:highlight w:val="yellow"/>
-        </w:rPr>
-        <w:t>. //</w:t>
-      </w:r>
-    </w:p>
-    <w:p>
-      <w:pPr>
-        <w:spacing w:after="200" w:line="276" w:lineRule="auto"/>
-      </w:pPr>
-      <w:r>
-        <w:t xml:space="preserve">She </w:t>
-      </w:r>
-      <w:r>
-        <w:t>w</w:t>
-      </w:r>
-      <w:r>
-        <w:t xml:space="preserve">ould correct you… </w:t>
-      </w:r>
-      <w:r>
-        <w:t>about</w:t>
-      </w:r>
-      <w:r>
-        <w:t xml:space="preserve"> </w:t>
-      </w:r>
-      <w:r>
-        <w:t xml:space="preserve">using </w:t>
-      </w:r>
-      <w:r>
-        <w:t>the wrong fork. //</w:t>
-      </w:r>
-    </w:p>
-    <w:p>
-      <w:pPr>
-        <w:spacing w:after="200" w:line="276" w:lineRule="auto"/>
-        <w:rPr>
-          <w:highlight w:val="yellow"/>
-        </w:rPr>
-      </w:pPr>
-    </w:p>
-    <w:p>
-      <w:pPr>
-        <w:spacing w:after="200" w:line="276" w:lineRule="auto"/>
-      </w:pPr>
-      <w:r>
-        <w:rPr>
-          <w:highlight w:val="yellow"/>
-        </w:rPr>
-        <w:t xml:space="preserve">The apostle Paul once wrote: </w:t>
-      </w:r>
-      <w:r>
-        <w:rPr>
-          <w:b/>
-          <w:bCs/>
-          <w:highlight w:val="yellow"/>
-        </w:rPr>
-        <w:t>“And do everything in a decent and orderly manner.”</w:t>
-      </w:r>
-      <w:r>
-        <w:rPr>
-          <w:highlight w:val="yellow"/>
-        </w:rPr>
-        <w:t xml:space="preserve"> //</w:t>
-      </w:r>
-    </w:p>
-    <w:p>
-      <w:pPr>
-        <w:spacing w:after="200" w:line="276" w:lineRule="auto"/>
-      </w:pPr>
+        </w:rPr>
+        <w:t xml:space="preserve">She suffered </w:t>
+      </w:r>
       <w:r>
         <w:rPr>
           <w:i/>
           <w:iCs/>
         </w:rPr>
-        <w:t>Jo Anna could have written that verse. //</w:t>
-      </w:r>
-    </w:p>
-    <w:p>
-      <w:pPr>
-        <w:spacing w:after="200" w:line="276" w:lineRule="auto"/>
-      </w:pPr>
-      <w:r>
-        <w:rPr>
-          <w:highlight w:val="yellow"/>
-        </w:rPr>
-        <w:t>Though between us -- / she did not always meet her own standards. //</w:t>
-      </w:r>
-    </w:p>
-    <w:p>
-      <w:pPr>
-        <w:spacing w:after="200" w:line="276" w:lineRule="auto"/>
-      </w:pPr>
-      <w:r>
-        <w:t>More on that… in a minute. //</w:t>
-      </w:r>
-    </w:p>
-    <w:p>
-      <w:pPr>
-        <w:spacing w:after="200" w:line="276" w:lineRule="auto"/>
-        <w:rPr>
-          <w:b/>
-          <w:bCs/>
-        </w:rPr>
-      </w:pPr>
-    </w:p>
-    <w:p>
-      <w:pPr>
-        <w:spacing w:after="200" w:line="276" w:lineRule="auto"/>
-        <w:rPr>
-          <w:b/>
-          <w:bCs/>
-        </w:rPr>
-      </w:pPr>
-    </w:p>
-    <w:p>
-      <w:pPr>
-        <w:spacing w:after="200" w:line="276" w:lineRule="auto"/>
-        <w:rPr>
-          <w:b/>
-          <w:bCs/>
-        </w:rPr>
-      </w:pPr>
-    </w:p>
-    <w:p>
-      <w:pPr>
-        <w:spacing w:after="200" w:line="276" w:lineRule="auto"/>
-      </w:pPr>
-      <w:r>
-        <w:rPr>
-          <w:b/>
-          <w:bCs/>
-        </w:rPr>
-        <w:lastRenderedPageBreak/>
-        <w:t xml:space="preserve">-------------- </w:t>
-      </w:r>
-      <w:r>
-        <w:rPr>
-          <w:b/>
-          <w:bCs/>
-        </w:rPr>
-        <w:t>8</w:t>
-      </w:r>
-    </w:p>
-    <w:p>
-      <w:pPr>
-        <w:spacing w:after="200" w:line="276" w:lineRule="auto"/>
-      </w:pPr>
-      <w:r>
-        <w:rPr>
-          <w:highlight w:val="yellow"/>
-        </w:rPr>
-        <w:t>A life… is never just one thing. //</w:t>
-      </w:r>
-    </w:p>
-    <w:p>
-      <w:pPr>
-        <w:spacing w:after="200" w:line="276" w:lineRule="auto"/>
-      </w:pPr>
-      <w:r>
-        <w:t>Jo Anna struggled… with depression. //</w:t>
-      </w:r>
-    </w:p>
-    <w:p>
-      <w:pPr>
-        <w:spacing w:after="200" w:line="276" w:lineRule="auto"/>
-      </w:pPr>
-      <w:r>
-        <w:rPr>
-          <w:highlight w:val="yellow"/>
-        </w:rPr>
-        <w:t>Her mind… was not a peaceful place.</w:t>
-      </w:r>
-    </w:p>
-    <w:p>
-      <w:pPr>
-        <w:spacing w:after="200" w:line="276" w:lineRule="auto"/>
-      </w:pPr>
-    </w:p>
-    <w:p>
-      <w:pPr>
-        <w:spacing w:after="200" w:line="276" w:lineRule="auto"/>
-      </w:pPr>
-      <w:r>
-        <w:t xml:space="preserve">There were dark seasons. / There were days when steadiness… </w:t>
-      </w:r>
-      <w:r>
-        <w:rPr>
-          <w:b/>
-          <w:bCs/>
-        </w:rPr>
-        <w:t>was simply out of reach</w:t>
-      </w:r>
-      <w:r>
-        <w:t>. //</w:t>
-      </w:r>
-    </w:p>
-    <w:p>
-      <w:pPr>
-        <w:spacing w:after="200" w:line="276" w:lineRule="auto"/>
-      </w:pPr>
-      <w:r>
-        <w:rPr>
-          <w:highlight w:val="yellow"/>
-        </w:rPr>
-        <w:t>And in those days… she leaned on Bill. //</w:t>
-      </w:r>
-      <w:r>
-        <w:t xml:space="preserve">   </w:t>
-      </w:r>
-    </w:p>
-    <w:p>
-      <w:pPr>
-        <w:spacing w:after="200" w:line="276" w:lineRule="auto"/>
-      </w:pPr>
-      <w:r>
-        <w:rPr>
-          <w:b/>
-          <w:bCs/>
-        </w:rPr>
-        <w:t xml:space="preserve">Very </w:t>
-      </w:r>
-      <w:r>
-        <w:rPr>
-          <w:b/>
-          <w:bCs/>
-        </w:rPr>
-        <w:t>Hard</w:t>
-      </w:r>
-      <w:r>
-        <w:t>. //</w:t>
-      </w:r>
-    </w:p>
-    <w:p/>
-    <w:p>
-      <w:pPr>
-        <w:spacing w:after="200" w:line="276" w:lineRule="auto"/>
-      </w:pPr>
-      <w:r>
-        <w:rPr>
-          <w:highlight w:val="yellow"/>
-        </w:rPr>
-        <w:t xml:space="preserve">Bill was there. </w:t>
-      </w:r>
-      <w:proofErr w:type="gramStart"/>
-      <w:r>
-        <w:rPr>
-          <w:highlight w:val="yellow"/>
-        </w:rPr>
-        <w:t xml:space="preserve">/ </w:t>
-      </w:r>
-      <w:r>
-        <w:rPr>
-          <w:highlight w:val="yellow"/>
-        </w:rPr>
-        <w:t xml:space="preserve"> Most</w:t>
-      </w:r>
-      <w:proofErr w:type="gramEnd"/>
-      <w:r>
-        <w:rPr>
-          <w:highlight w:val="yellow"/>
-        </w:rPr>
-        <w:t xml:space="preserve"> e</w:t>
-      </w:r>
-      <w:r>
-        <w:rPr>
-          <w:highlight w:val="yellow"/>
-        </w:rPr>
-        <w:t>very</w:t>
-      </w:r>
-      <w:r>
-        <w:rPr>
-          <w:highlight w:val="yellow"/>
-        </w:rPr>
-        <w:t>-</w:t>
-      </w:r>
-      <w:r>
-        <w:rPr>
-          <w:highlight w:val="yellow"/>
-        </w:rPr>
-        <w:t>time. //</w:t>
-      </w:r>
-    </w:p>
-    <w:p>
-      <w:pPr>
-        <w:spacing w:after="200" w:line="276" w:lineRule="auto"/>
-      </w:pPr>
-      <w:r>
-        <w:t>Do you know what he called her? //</w:t>
-      </w:r>
-    </w:p>
-    <w:p>
-      <w:pPr>
-        <w:spacing w:after="200" w:line="276" w:lineRule="auto"/>
-      </w:pPr>
-      <w:r>
-        <w:rPr>
-          <w:b/>
-          <w:bCs/>
-          <w:highlight w:val="yellow"/>
-        </w:rPr>
-        <w:t>“My precious one.” //</w:t>
-      </w:r>
-    </w:p>
-    <w:p>
-      <w:pPr>
-        <w:spacing w:after="200" w:line="276" w:lineRule="auto"/>
-      </w:pPr>
-      <w:r>
-        <w:t>Not when she was easy. //</w:t>
-      </w:r>
-    </w:p>
-    <w:p>
-      <w:pPr>
-        <w:spacing w:after="200" w:line="276" w:lineRule="auto"/>
-      </w:pPr>
-      <w:r>
-        <w:rPr>
-          <w:highlight w:val="yellow"/>
-        </w:rPr>
-        <w:t>When she was hard. //</w:t>
-      </w:r>
-    </w:p>
-    <w:p>
-      <w:pPr>
-        <w:spacing w:after="200" w:line="276" w:lineRule="auto"/>
-      </w:pPr>
-      <w:r>
-        <w:t xml:space="preserve">That… is what </w:t>
+        <w:t>with</w:t>
       </w:r>
       <w:r>
         <w:rPr>
           <w:i/>
           <w:iCs/>
         </w:rPr>
-        <w:t xml:space="preserve">empathetic </w:t>
+        <w:t xml:space="preserve"> her mind as a </w:t>
       </w:r>
       <w:r>
         <w:rPr>
           <w:i/>
           <w:iCs/>
         </w:rPr>
-        <w:t>devotion</w:t>
-      </w:r>
-      <w:r>
-        <w:t xml:space="preserve"> looks like. //</w:t>
-      </w:r>
-    </w:p>
-    <w:p>
-      <w:pPr>
-        <w:spacing w:after="200" w:line="276" w:lineRule="auto"/>
-      </w:pPr>
-      <w:r>
-        <w:rPr>
-          <w:highlight w:val="yellow"/>
-        </w:rPr>
-        <w:t>And then her memory began to leave her --</w:t>
-      </w:r>
-      <w:r>
-        <w:rPr>
-          <w:highlight w:val="yellow"/>
-        </w:rPr>
-        <w:t xml:space="preserve"> </w:t>
-      </w:r>
-      <w:r>
-        <w:rPr>
-          <w:highlight w:val="yellow"/>
-        </w:rPr>
-        <w:t>and she knew it was leaving. //</w:t>
-      </w:r>
-    </w:p>
-    <w:p>
-      <w:pPr>
-        <w:spacing w:after="200" w:line="276" w:lineRule="auto"/>
-      </w:pPr>
-      <w:r>
-        <w:t xml:space="preserve">She suffered as a child. / </w:t>
-      </w:r>
-      <w:r>
+        <w:t>mother and wife</w:t>
+      </w:r>
+      <w:r>
+        <w:t xml:space="preserve">. / </w:t>
+      </w:r>
+      <w:r>
+        <w:t>She suffered at the end. //</w:t>
+      </w:r>
+    </w:p>
+    <w:p>
+      <w:pPr>
+        <w:spacing w:after="200" w:line="276" w:lineRule="auto"/>
+        <w:rPr>
+          <w:b/>
+          <w:bCs/>
+        </w:rPr>
+      </w:pPr>
+      <w:r>
+        <w:rPr>
+          <w:b/>
+          <w:bCs/>
+          <w:highlight w:val="yellow"/>
+        </w:rPr>
+        <w:t xml:space="preserve">She never really realized that suffering is </w:t>
+      </w:r>
+      <w:r>
+        <w:rPr>
+          <w:b/>
+          <w:bCs/>
+          <w:highlight w:val="yellow"/>
+        </w:rPr>
+        <w:t xml:space="preserve">a </w:t>
+      </w:r>
+      <w:r>
+        <w:rPr>
+          <w:b/>
+          <w:bCs/>
+          <w:highlight w:val="yellow"/>
+        </w:rPr>
+        <w:t xml:space="preserve">uniquely human experience.  </w:t>
+      </w:r>
+      <w:r>
+        <w:rPr>
+          <w:b/>
+          <w:bCs/>
+          <w:highlight w:val="yellow"/>
+        </w:rPr>
+        <w:t xml:space="preserve">That </w:t>
+      </w:r>
+      <w:r>
+        <w:rPr>
+          <w:b/>
+          <w:bCs/>
+          <w:highlight w:val="yellow"/>
+        </w:rPr>
+        <w:t>one</w:t>
+      </w:r>
+      <w:r>
+        <w:rPr>
+          <w:b/>
+          <w:bCs/>
+          <w:highlight w:val="yellow"/>
+        </w:rPr>
+        <w:t xml:space="preserve"> purpose of suffering is to draw us closer to ultimate Truth, to the Good, to our Creator.  The angels in heaven watch in awe as we, lowly humans, endure what </w:t>
+      </w:r>
+      <w:r>
+        <w:rPr>
+          <w:b/>
+          <w:bCs/>
+          <w:highlight w:val="yellow"/>
+          <w:u w:val="single"/>
+        </w:rPr>
+        <w:t>only we</w:t>
+      </w:r>
+      <w:r>
+        <w:rPr>
+          <w:b/>
+          <w:bCs/>
+          <w:highlight w:val="yellow"/>
+        </w:rPr>
+        <w:t xml:space="preserve"> have in common with God the Son Himself, the experience of suffering.</w:t>
+      </w:r>
+    </w:p>
+    <w:p>
+      <w:pPr>
+        <w:spacing w:after="200" w:line="276" w:lineRule="auto"/>
+        <w:rPr>
+          <w:b/>
+          <w:bCs/>
+        </w:rPr>
+      </w:pPr>
+    </w:p>
+    <w:p>
+      <w:pPr>
+        <w:spacing w:after="200" w:line="276" w:lineRule="auto"/>
+      </w:pPr>
+      <w:r>
+        <w:rPr>
+          <w:b/>
+          <w:bCs/>
+        </w:rPr>
+        <w:t xml:space="preserve">-------------- </w:t>
+      </w:r>
+      <w:r>
+        <w:rPr>
+          <w:b/>
+          <w:bCs/>
+        </w:rPr>
+        <w:t>9</w:t>
+      </w:r>
+    </w:p>
+    <w:p>
+      <w:pPr>
+        <w:spacing w:after="200" w:line="276" w:lineRule="auto"/>
+      </w:pPr>
+      <w:r>
+        <w:rPr>
+          <w:highlight w:val="yellow"/>
+        </w:rPr>
+        <w:t>Jo Anna loved going to church. /</w:t>
+      </w:r>
+      <w:proofErr w:type="gramStart"/>
+      <w:r>
+        <w:rPr>
+          <w:highlight w:val="yellow"/>
+        </w:rPr>
+        <w:t>/</w:t>
+      </w:r>
+      <w:r>
+        <w:rPr>
+          <w:highlight w:val="yellow"/>
+        </w:rPr>
+        <w:t xml:space="preserve">  </w:t>
+      </w:r>
+      <w:r>
+        <w:rPr>
+          <w:b/>
+          <w:bCs/>
+          <w:highlight w:val="yellow"/>
+        </w:rPr>
+        <w:t>She</w:t>
+      </w:r>
+      <w:proofErr w:type="gramEnd"/>
+      <w:r>
+        <w:rPr>
+          <w:b/>
+          <w:bCs/>
+          <w:highlight w:val="yellow"/>
+        </w:rPr>
+        <w:t xml:space="preserve"> truly wanted to know God.</w:t>
+      </w:r>
+      <w:r>
+        <w:rPr>
+          <w:highlight w:val="yellow"/>
+        </w:rPr>
+        <w:t xml:space="preserve">   //</w:t>
+      </w:r>
+    </w:p>
+    <w:p>
+      <w:pPr>
+        <w:spacing w:after="200" w:line="276" w:lineRule="auto"/>
+      </w:pPr>
+      <w:r>
+        <w:t>She loved the dressing up. / The gathering. / The occasion of it. /</w:t>
+      </w:r>
+      <w:proofErr w:type="gramStart"/>
+      <w:r>
+        <w:t>/</w:t>
+      </w:r>
+      <w:r>
+        <w:t xml:space="preserve">  </w:t>
+      </w:r>
+      <w:r>
+        <w:rPr>
+          <w:b/>
+          <w:bCs/>
+        </w:rPr>
+        <w:t>She</w:t>
+      </w:r>
+      <w:proofErr w:type="gramEnd"/>
+      <w:r>
+        <w:rPr>
+          <w:b/>
+          <w:bCs/>
+        </w:rPr>
+        <w:t xml:space="preserve"> wanted understanding.</w:t>
+      </w:r>
+      <w:r>
+        <w:t xml:space="preserve"> /</w:t>
+      </w:r>
+    </w:p>
+    <w:p>
+      <w:pPr>
+        <w:spacing w:after="200" w:line="276" w:lineRule="auto"/>
+      </w:pPr>
+      <w:r>
+        <w:rPr>
+          <w:highlight w:val="yellow"/>
+        </w:rPr>
+        <w:t>But if you are asking… whether Jo Anna was a model of obedience -- //</w:t>
+      </w:r>
+    </w:p>
+    <w:p>
+      <w:pPr>
+        <w:spacing w:after="200" w:line="276" w:lineRule="auto"/>
         <w:rPr>
           <w:i/>
           <w:iCs/>
         </w:rPr>
-        <w:t xml:space="preserve">She suffered </w:t>
-      </w:r>
+      </w:pPr>
       <w:r>
         <w:rPr>
           <w:i/>
           <w:iCs/>
         </w:rPr>
-        <w:t>with</w:t>
-      </w:r>
-      <w:r>
+        <w:t>No. //</w:t>
+      </w:r>
+    </w:p>
+    <w:p>
+      <w:pPr>
+        <w:spacing w:after="200" w:line="276" w:lineRule="auto"/>
+      </w:pPr>
+      <w:r>
+        <w:rPr>
+          <w:highlight w:val="yellow"/>
+        </w:rPr>
+        <w:t>She was not. //</w:t>
+      </w:r>
+    </w:p>
+    <w:p>
+      <w:pPr>
+        <w:spacing w:after="200" w:line="276" w:lineRule="auto"/>
         <w:rPr>
           <w:i/>
           <w:iCs/>
         </w:rPr>
-        <w:t xml:space="preserve"> her mind as a </w:t>
-      </w:r>
+      </w:pPr>
       <w:r>
         <w:rPr>
           <w:i/>
           <w:iCs/>
         </w:rPr>
-        <w:t>mother and wife</w:t>
-      </w:r>
-      <w:r>
-        <w:t xml:space="preserve">. / </w:t>
-      </w:r>
-      <w:r>
-        <w:t>She suffered at the end. //</w:t>
-      </w:r>
-    </w:p>
-    <w:p>
-      <w:pPr>
-        <w:spacing w:after="200" w:line="276" w:lineRule="auto"/>
-        <w:rPr>
-          <w:b/>
-          <w:bCs/>
-        </w:rPr>
-      </w:pPr>
-      <w:r>
-        <w:rPr>
-          <w:b/>
-          <w:bCs/>
-          <w:highlight w:val="yellow"/>
-        </w:rPr>
-        <w:t xml:space="preserve">She never really realized that suffering is </w:t>
-      </w:r>
-      <w:r>
-        <w:rPr>
-          <w:b/>
-          <w:bCs/>
-          <w:highlight w:val="yellow"/>
-        </w:rPr>
-        <w:t xml:space="preserve">a </w:t>
-      </w:r>
-      <w:r>
-        <w:rPr>
-          <w:b/>
-          <w:bCs/>
-          <w:highlight w:val="yellow"/>
-        </w:rPr>
-        <w:t xml:space="preserve">uniquely human experience.  </w:t>
-      </w:r>
-      <w:r>
-        <w:rPr>
-          <w:b/>
-          <w:bCs/>
-          <w:highlight w:val="yellow"/>
-        </w:rPr>
-        <w:t xml:space="preserve">That </w:t>
-      </w:r>
-      <w:r>
-        <w:rPr>
-          <w:b/>
-          <w:bCs/>
-          <w:highlight w:val="yellow"/>
-        </w:rPr>
-        <w:t>one</w:t>
-      </w:r>
-      <w:r>
-        <w:rPr>
-          <w:b/>
-          <w:bCs/>
-          <w:highlight w:val="yellow"/>
-        </w:rPr>
-        <w:t xml:space="preserve"> purpose of suffering is to draw us closer to ultimate Truth, to the Good, to our Creator.  The angels in heaven watch in awe as we, lowly humans, endure what </w:t>
-      </w:r>
-      <w:r>
-        <w:rPr>
-          <w:b/>
-          <w:bCs/>
-          <w:highlight w:val="yellow"/>
-          <w:u w:val="single"/>
-        </w:rPr>
-        <w:t>only we</w:t>
-      </w:r>
-      <w:r>
-        <w:rPr>
-          <w:b/>
-          <w:bCs/>
-          <w:highlight w:val="yellow"/>
-        </w:rPr>
-        <w:t xml:space="preserve"> have in common with God the Son Himself, the experience of suffering.</w:t>
-      </w:r>
-    </w:p>
-    <w:p>
-      <w:pPr>
-        <w:spacing w:after="200" w:line="276" w:lineRule="auto"/>
-        <w:rPr>
-          <w:b/>
-          <w:bCs/>
-        </w:rPr>
-      </w:pPr>
-    </w:p>
-    <w:p>
-      <w:pPr>
-        <w:spacing w:after="200" w:line="276" w:lineRule="auto"/>
-      </w:pPr>
-      <w:r>
-        <w:rPr>
-          <w:b/>
-          <w:bCs/>
-        </w:rPr>
-        <w:t xml:space="preserve">-------------- </w:t>
-      </w:r>
-      <w:r>
-        <w:rPr>
-          <w:b/>
-          <w:bCs/>
-        </w:rPr>
-        <w:t>9</w:t>
-      </w:r>
-    </w:p>
-    <w:p>
-      <w:pPr>
-        <w:spacing w:after="200" w:line="276" w:lineRule="auto"/>
-      </w:pPr>
-      <w:r>
-        <w:rPr>
-          <w:highlight w:val="yellow"/>
-        </w:rPr>
-        <w:t>Jo Anna loved going to church. /</w:t>
-      </w:r>
-      <w:proofErr w:type="gramStart"/>
-      <w:r>
-        <w:rPr>
-          <w:highlight w:val="yellow"/>
-        </w:rPr>
-        <w:t>/</w:t>
-      </w:r>
-      <w:r>
-        <w:rPr>
-          <w:highlight w:val="yellow"/>
-        </w:rPr>
-        <w:t xml:space="preserve">  </w:t>
-      </w:r>
-      <w:r>
-        <w:rPr>
-          <w:b/>
-          <w:bCs/>
-          <w:highlight w:val="yellow"/>
-        </w:rPr>
-        <w:t>She</w:t>
-      </w:r>
-      <w:proofErr w:type="gramEnd"/>
-      <w:r>
-        <w:rPr>
-          <w:b/>
-          <w:bCs/>
-          <w:highlight w:val="yellow"/>
-        </w:rPr>
-        <w:t xml:space="preserve"> truly wanted to know God.</w:t>
-      </w:r>
-      <w:r>
-        <w:rPr>
-          <w:highlight w:val="yellow"/>
-        </w:rPr>
-        <w:t xml:space="preserve">   //</w:t>
-      </w:r>
-    </w:p>
-    <w:p>
-      <w:pPr>
-        <w:spacing w:after="200" w:line="276" w:lineRule="auto"/>
-      </w:pPr>
-      <w:r>
-        <w:t>She loved the dressing up. / The gathering. / The occasion of it. /</w:t>
-      </w:r>
-      <w:proofErr w:type="gramStart"/>
-      <w:r>
-        <w:t>/</w:t>
-      </w:r>
-      <w:r>
-        <w:t xml:space="preserve">  </w:t>
-      </w:r>
-      <w:r>
-        <w:rPr>
-          <w:b/>
-          <w:bCs/>
-        </w:rPr>
-        <w:t>She</w:t>
-      </w:r>
-      <w:proofErr w:type="gramEnd"/>
-      <w:r>
-        <w:rPr>
-          <w:b/>
-          <w:bCs/>
-        </w:rPr>
-        <w:t xml:space="preserve"> wanted understanding.</w:t>
-      </w:r>
-      <w:r>
-        <w:t xml:space="preserve"> /</w:t>
-      </w:r>
-    </w:p>
-    <w:p>
-      <w:pPr>
-        <w:spacing w:after="200" w:line="276" w:lineRule="auto"/>
-      </w:pPr>
-      <w:r>
-        <w:rPr>
-          <w:highlight w:val="yellow"/>
-        </w:rPr>
-        <w:t>But if you are asking… whether Jo Anna was a model of obedience -- //</w:t>
-      </w:r>
-    </w:p>
-    <w:p>
-      <w:pPr>
-        <w:spacing w:after="200" w:line="276" w:lineRule="auto"/>
+        <w:t>She loved her things… more than the Book says to.</w:t>
+      </w:r>
+    </w:p>
+    <w:p>
+      <w:pPr>
+        <w:spacing w:after="200" w:line="276" w:lineRule="auto"/>
+      </w:pPr>
+      <w:r>
+        <w:rPr>
+          <w:highlight w:val="yellow"/>
+        </w:rPr>
+        <w:t>She could be vain. / She could be sharp. / She could be demanding.</w:t>
+      </w:r>
+    </w:p>
+    <w:p>
+      <w:pPr>
+        <w:spacing w:after="200" w:line="276" w:lineRule="auto"/>
+      </w:pPr>
+      <w:r>
+        <w:t>The sermon on Sunday… did not always survive to Monday. //</w:t>
+      </w:r>
+    </w:p>
+    <w:p>
+      <w:pPr>
+        <w:spacing w:after="200" w:line="276" w:lineRule="auto"/>
+      </w:pPr>
+      <w:r>
+        <w:rPr>
+          <w:highlight w:val="yellow"/>
+        </w:rPr>
+        <w:t>She was… in plain terms… a sinner. //</w:t>
+      </w:r>
+    </w:p>
+    <w:p>
+      <w:pPr>
+        <w:spacing w:after="200" w:line="276" w:lineRule="auto"/>
+      </w:pPr>
+      <w:r>
         <w:rPr>
           <w:i/>
           <w:iCs/>
         </w:rPr>
-      </w:pPr>
+        <w:t>Which puts her… in the company of every person in this room.</w:t>
+      </w:r>
+      <w:r>
+        <w:t xml:space="preserve"> //</w:t>
+      </w:r>
+    </w:p>
+    <w:p>
+      <w:pPr>
+        <w:spacing w:after="200" w:line="276" w:lineRule="auto"/>
+        <w:rPr>
+          <w:b/>
+          <w:bCs/>
+        </w:rPr>
+      </w:pPr>
+    </w:p>
+    <w:p>
+      <w:pPr>
+        <w:spacing w:after="200" w:line="276" w:lineRule="auto"/>
+        <w:rPr>
+          <w:b/>
+          <w:bCs/>
+        </w:rPr>
+      </w:pPr>
+    </w:p>
+    <w:p>
+      <w:pPr>
+        <w:spacing w:after="200" w:line="276" w:lineRule="auto"/>
+        <w:rPr>
+          <w:b/>
+          <w:bCs/>
+        </w:rPr>
+      </w:pPr>
+    </w:p>
+    <w:p>
+      <w:pPr>
+        <w:spacing w:after="200" w:line="276" w:lineRule="auto"/>
+        <w:rPr>
+          <w:b/>
+          <w:bCs/>
+        </w:rPr>
+      </w:pPr>
+      <w:r>
+        <w:rPr>
+          <w:b/>
+          <w:bCs/>
+        </w:rPr>
+        <w:t>-------------- 1</w:t>
+      </w:r>
+      <w:r>
+        <w:rPr>
+          <w:b/>
+          <w:bCs/>
+        </w:rPr>
+        <w:t>0</w:t>
+      </w:r>
+    </w:p>
+    <w:p>
+      <w:pPr>
+        <w:spacing w:after="200" w:line="276" w:lineRule="auto"/>
+      </w:pPr>
+      <w:r>
+        <w:rPr>
+          <w:highlight w:val="yellow"/>
+        </w:rPr>
+        <w:t xml:space="preserve">Jo Anna suffered in Mind, Body, and Spirit.  </w:t>
+      </w:r>
+      <w:r>
+        <w:rPr>
+          <w:highlight w:val="yellow"/>
+        </w:rPr>
+        <w:t xml:space="preserve">/ </w:t>
+      </w:r>
+      <w:r>
+        <w:rPr>
+          <w:highlight w:val="yellow"/>
+        </w:rPr>
+        <w:t>There is no human cure for such systemic issues.</w:t>
+      </w:r>
+      <w:r>
+        <w:t xml:space="preserve">  </w:t>
+      </w:r>
+    </w:p>
+    <w:p>
+      <w:pPr>
+        <w:spacing w:after="200" w:line="276" w:lineRule="auto"/>
+      </w:pPr>
+      <w:r>
+        <w:t xml:space="preserve">The best </w:t>
+      </w:r>
+      <w:r>
+        <w:t xml:space="preserve">help </w:t>
+      </w:r>
+      <w:r>
+        <w:t xml:space="preserve">that mankind can offer </w:t>
+      </w:r>
+      <w:r>
+        <w:t>includes</w:t>
+      </w:r>
+      <w:r>
+        <w:t xml:space="preserve"> addictive prescriptions.</w:t>
+      </w:r>
+      <w:r>
+        <w:t xml:space="preserve"> </w:t>
+      </w:r>
+      <w:r>
+        <w:t>/</w:t>
+      </w:r>
+    </w:p>
+    <w:p>
+      <w:pPr>
+        <w:spacing w:after="200" w:line="276" w:lineRule="auto"/>
+        <w:rPr>
+          <w:highlight w:val="yellow"/>
+        </w:rPr>
+      </w:pPr>
+      <w:r>
+        <w:rPr>
+          <w:b/>
+          <w:bCs/>
+          <w:highlight w:val="yellow"/>
+        </w:rPr>
+        <w:t>Sympathy</w:t>
+      </w:r>
+      <w:r>
+        <w:rPr>
+          <w:highlight w:val="yellow"/>
+        </w:rPr>
+        <w:t xml:space="preserve">… </w:t>
+      </w:r>
+      <w:r>
+        <w:rPr>
+          <w:highlight w:val="yellow"/>
+        </w:rPr>
+        <w:t xml:space="preserve">/ </w:t>
+      </w:r>
+      <w:r>
+        <w:rPr>
+          <w:highlight w:val="yellow"/>
+        </w:rPr>
+        <w:t xml:space="preserve">that helps….  </w:t>
+      </w:r>
+      <w:r>
+        <w:rPr>
+          <w:highlight w:val="yellow"/>
+        </w:rPr>
+        <w:t>/</w:t>
+      </w:r>
+      <w:r>
+        <w:rPr>
+          <w:highlight w:val="yellow"/>
+        </w:rPr>
+        <w:t>/</w:t>
+      </w:r>
+      <w:r>
+        <w:rPr>
+          <w:highlight w:val="yellow"/>
+        </w:rPr>
+        <w:t xml:space="preserve"> </w:t>
+      </w:r>
+    </w:p>
+    <w:p>
+      <w:pPr>
+        <w:spacing w:after="200" w:line="276" w:lineRule="auto"/>
+      </w:pPr>
+      <w:r>
+        <w:t xml:space="preserve">Jo Anna </w:t>
+      </w:r>
+      <w:r>
+        <w:t xml:space="preserve">sought </w:t>
+      </w:r>
+      <w:r>
+        <w:t>relief</w:t>
+      </w:r>
+      <w:r>
+        <w:t xml:space="preserve"> for her persistent </w:t>
+      </w:r>
+      <w:r>
+        <w:t>neuropathy</w:t>
+      </w:r>
+      <w:r>
+        <w:t>.</w:t>
+      </w:r>
+      <w:r>
+        <w:t xml:space="preserve"> </w:t>
+      </w:r>
+      <w:r>
+        <w:t>/</w:t>
+      </w:r>
+    </w:p>
+    <w:p>
+      <w:pPr>
+        <w:spacing w:after="200" w:line="276" w:lineRule="auto"/>
+      </w:pPr>
+      <w:r>
+        <w:rPr>
+          <w:highlight w:val="yellow"/>
+        </w:rPr>
+        <w:lastRenderedPageBreak/>
+        <w:t xml:space="preserve">I spent most of </w:t>
+      </w:r>
+      <w:r>
+        <w:rPr>
+          <w:highlight w:val="yellow"/>
+        </w:rPr>
+        <w:t>a</w:t>
+      </w:r>
+      <w:r>
+        <w:rPr>
+          <w:highlight w:val="yellow"/>
+        </w:rPr>
+        <w:t xml:space="preserve"> year</w:t>
+      </w:r>
+      <w:r>
+        <w:rPr>
+          <w:highlight w:val="yellow"/>
+        </w:rPr>
+        <w:t>,</w:t>
+      </w:r>
+      <w:r>
+        <w:rPr>
+          <w:highlight w:val="yellow"/>
+        </w:rPr>
+        <w:t xml:space="preserve"> when visiting Bill and Jo Anna</w:t>
+      </w:r>
+      <w:r>
+        <w:rPr>
+          <w:highlight w:val="yellow"/>
+        </w:rPr>
+        <w:t>,</w:t>
+      </w:r>
+      <w:r>
+        <w:rPr>
+          <w:highlight w:val="yellow"/>
+        </w:rPr>
+        <w:t xml:space="preserve"> </w:t>
+      </w:r>
+      <w:r>
+        <w:rPr>
+          <w:highlight w:val="yellow"/>
+        </w:rPr>
+        <w:t xml:space="preserve">trying to </w:t>
+      </w:r>
       <w:r>
         <w:rPr>
           <w:i/>
           <w:iCs/>
-        </w:rPr>
-        <w:t>No. //</w:t>
-      </w:r>
-    </w:p>
-    <w:p>
-      <w:pPr>
-        <w:spacing w:after="200" w:line="276" w:lineRule="auto"/>
-      </w:pPr>
-      <w:r>
-        <w:rPr>
-          <w:highlight w:val="yellow"/>
-        </w:rPr>
-        <w:t>She was not. //</w:t>
-      </w:r>
-    </w:p>
-    <w:p>
-      <w:pPr>
-        <w:spacing w:after="200" w:line="276" w:lineRule="auto"/>
+          <w:highlight w:val="yellow"/>
+        </w:rPr>
+        <w:t>convince</w:t>
+      </w:r>
+      <w:r>
+        <w:rPr>
+          <w:highlight w:val="yellow"/>
+        </w:rPr>
+        <w:t xml:space="preserve"> her that relaxing with a couple of ice-cold beers would help.  </w:t>
+      </w:r>
+      <w:r>
+        <w:rPr>
+          <w:highlight w:val="yellow"/>
+        </w:rPr>
+        <w:t>/</w:t>
+      </w:r>
+      <w:proofErr w:type="gramStart"/>
+      <w:r>
+        <w:rPr>
+          <w:highlight w:val="yellow"/>
+        </w:rPr>
+        <w:t xml:space="preserve">/  </w:t>
+      </w:r>
+      <w:r>
+        <w:rPr>
+          <w:b/>
+          <w:bCs/>
+          <w:highlight w:val="yellow"/>
+        </w:rPr>
+        <w:t>She</w:t>
+      </w:r>
+      <w:proofErr w:type="gramEnd"/>
+      <w:r>
+        <w:rPr>
+          <w:b/>
+          <w:bCs/>
+          <w:highlight w:val="yellow"/>
+        </w:rPr>
+        <w:t xml:space="preserve"> enjoyed the company</w:t>
+      </w:r>
+      <w:r>
+        <w:rPr>
+          <w:highlight w:val="yellow"/>
+        </w:rPr>
+        <w:t>.</w:t>
+      </w:r>
+      <w:r>
+        <w:t xml:space="preserve">  </w:t>
+      </w:r>
+    </w:p>
+    <w:p>
+      <w:pPr>
+        <w:spacing w:after="200" w:line="276" w:lineRule="auto"/>
+      </w:pPr>
+      <w:r>
+        <w:t xml:space="preserve">We laughed about it as she pretended to be </w:t>
+      </w:r>
+      <w:r>
+        <w:t xml:space="preserve">/ </w:t>
+      </w:r>
+      <w:r>
+        <w:t>“</w:t>
+      </w:r>
+      <w:r>
         <w:rPr>
           <w:i/>
           <w:iCs/>
         </w:rPr>
-      </w:pPr>
-      <w:r>
-        <w:rPr>
-          <w:i/>
-          <w:iCs/>
-        </w:rPr>
-        <w:t>She loved her things… more than the Book says to.</w:t>
-      </w:r>
-    </w:p>
-    <w:p>
-      <w:pPr>
-        <w:spacing w:after="200" w:line="276" w:lineRule="auto"/>
-      </w:pPr>
-      <w:r>
-        <w:rPr>
-          <w:highlight w:val="yellow"/>
-        </w:rPr>
-        <w:t>She could be vain. / She could be sharp. / She could be demanding.</w:t>
-      </w:r>
-    </w:p>
-    <w:p>
-      <w:pPr>
-        <w:spacing w:after="200" w:line="276" w:lineRule="auto"/>
-      </w:pPr>
-      <w:r>
-        <w:t>The sermon on Sunday… did not always survive to Monday. //</w:t>
-      </w:r>
-    </w:p>
-    <w:p>
-      <w:pPr>
-        <w:spacing w:after="200" w:line="276" w:lineRule="auto"/>
-      </w:pPr>
-      <w:r>
-        <w:rPr>
-          <w:highlight w:val="yellow"/>
-        </w:rPr>
-        <w:t>She was… in plain terms… a sinner. //</w:t>
-      </w:r>
-    </w:p>
-    <w:p>
-      <w:pPr>
-        <w:spacing w:after="200" w:line="276" w:lineRule="auto"/>
-      </w:pPr>
-      <w:r>
-        <w:rPr>
-          <w:i/>
-          <w:iCs/>
-        </w:rPr>
-        <w:t>Which puts her… in the company of every person in this room.</w:t>
-      </w:r>
-      <w:r>
-        <w:t xml:space="preserve"> //</w:t>
-      </w:r>
-    </w:p>
-    <w:p>
-      <w:pPr>
-        <w:spacing w:after="200" w:line="276" w:lineRule="auto"/>
-        <w:rPr>
-          <w:b/>
-          <w:bCs/>
-        </w:rPr>
-      </w:pPr>
-    </w:p>
-    <w:p>
-      <w:pPr>
-        <w:spacing w:after="200" w:line="276" w:lineRule="auto"/>
-        <w:rPr>
-          <w:b/>
-          <w:bCs/>
-        </w:rPr>
-      </w:pPr>
-    </w:p>
-    <w:p>
-      <w:pPr>
-        <w:spacing w:after="200" w:line="276" w:lineRule="auto"/>
-        <w:rPr>
-          <w:b/>
-          <w:bCs/>
-        </w:rPr>
-      </w:pPr>
-    </w:p>
-    <w:p>
-      <w:pPr>
-        <w:spacing w:after="200" w:line="276" w:lineRule="auto"/>
-        <w:rPr>
-          <w:b/>
-          <w:bCs/>
-        </w:rPr>
-      </w:pPr>
-      <w:r>
-        <w:rPr>
-          <w:b/>
-          <w:bCs/>
-        </w:rPr>
-        <w:lastRenderedPageBreak/>
-        <w:t>-------------- 1</w:t>
-      </w:r>
-      <w:r>
-        <w:rPr>
-          <w:b/>
-          <w:bCs/>
-        </w:rPr>
-        <w:t>0</w:t>
-      </w:r>
-    </w:p>
-    <w:p>
-      <w:pPr>
-        <w:spacing w:after="200" w:line="276" w:lineRule="auto"/>
-      </w:pPr>
-      <w:r>
-        <w:rPr>
-          <w:highlight w:val="yellow"/>
-        </w:rPr>
-        <w:t xml:space="preserve">Jo Anna suffered in Mind, Body, and Spirit.  </w:t>
-      </w:r>
-      <w:r>
-        <w:rPr>
-          <w:highlight w:val="yellow"/>
-        </w:rPr>
-        <w:t xml:space="preserve">/ </w:t>
-      </w:r>
-      <w:r>
-        <w:rPr>
-          <w:highlight w:val="yellow"/>
-        </w:rPr>
-        <w:t>There is no human cure for such systemic issues.</w:t>
-      </w:r>
-      <w:r>
-        <w:t xml:space="preserve">  </w:t>
-      </w:r>
-    </w:p>
-    <w:p>
-      <w:pPr>
-        <w:spacing w:after="200" w:line="276" w:lineRule="auto"/>
-      </w:pPr>
-      <w:r>
-        <w:t xml:space="preserve">The best </w:t>
-      </w:r>
-      <w:r>
-        <w:t xml:space="preserve">help </w:t>
-      </w:r>
-      <w:r>
-        <w:t xml:space="preserve">that mankind can offer </w:t>
-      </w:r>
-      <w:r>
-        <w:t>includes</w:t>
-      </w:r>
-      <w:r>
-        <w:t xml:space="preserve"> addictive prescriptions.</w:t>
+        <w:t>almost convinced</w:t>
+      </w:r>
+      <w:r>
+        <w:t xml:space="preserve">”.  </w:t>
+      </w:r>
+      <w:r>
+        <w:t>//</w:t>
+      </w:r>
+    </w:p>
+    <w:p>
+      <w:pPr>
+        <w:spacing w:after="200" w:line="276" w:lineRule="auto"/>
+      </w:pPr>
+      <w:r>
+        <w:rPr>
+          <w:highlight w:val="yellow"/>
+        </w:rPr>
+        <w:t>She responded in kind…</w:t>
       </w:r>
       <w:r>
         <w:t xml:space="preserve"> </w:t>
       </w:r>
       <w:r>
-        <w:t>/</w:t>
-      </w:r>
-    </w:p>
-    <w:p>
-      <w:pPr>
-        <w:spacing w:after="200" w:line="276" w:lineRule="auto"/>
-        <w:rPr>
-          <w:highlight w:val="yellow"/>
-        </w:rPr>
-      </w:pPr>
-      <w:r>
-        <w:rPr>
-          <w:b/>
-          <w:bCs/>
-          <w:highlight w:val="yellow"/>
-        </w:rPr>
-        <w:t>Sympathy</w:t>
-      </w:r>
-      <w:r>
-        <w:rPr>
-          <w:highlight w:val="yellow"/>
-        </w:rPr>
-        <w:t xml:space="preserve">… </w:t>
-      </w:r>
-      <w:r>
-        <w:rPr>
-          <w:highlight w:val="yellow"/>
-        </w:rPr>
-        <w:t xml:space="preserve">/ </w:t>
-      </w:r>
-      <w:r>
-        <w:rPr>
-          <w:highlight w:val="yellow"/>
-        </w:rPr>
-        <w:t xml:space="preserve">that helps….  </w:t>
-      </w:r>
-      <w:r>
-        <w:rPr>
-          <w:highlight w:val="yellow"/>
-        </w:rPr>
-        <w:t>/</w:t>
-      </w:r>
-      <w:r>
-        <w:rPr>
-          <w:highlight w:val="yellow"/>
-        </w:rPr>
-        <w:t>/</w:t>
-      </w:r>
-      <w:r>
-        <w:rPr>
-          <w:highlight w:val="yellow"/>
-        </w:rPr>
-        <w:t xml:space="preserve"> </w:t>
-      </w:r>
-    </w:p>
-    <w:p>
-      <w:pPr>
-        <w:spacing w:after="200" w:line="276" w:lineRule="auto"/>
-      </w:pPr>
-      <w:r>
-        <w:t xml:space="preserve">Jo Anna </w:t>
-      </w:r>
-      <w:r>
-        <w:t xml:space="preserve">sought </w:t>
-      </w:r>
-      <w:r>
-        <w:t>relief</w:t>
-      </w:r>
-      <w:r>
-        <w:t xml:space="preserve"> for her persistent </w:t>
-      </w:r>
-      <w:r>
-        <w:t>neuropathy</w:t>
-      </w:r>
-      <w:r>
-        <w:t>.</w:t>
-      </w:r>
-      <w:r>
-        <w:t xml:space="preserve"> </w:t>
-      </w:r>
-      <w:r>
-        <w:t>/</w:t>
-      </w:r>
-    </w:p>
-    <w:p>
-      <w:pPr>
-        <w:spacing w:after="200" w:line="276" w:lineRule="auto"/>
-      </w:pPr>
-      <w:r>
-        <w:rPr>
-          <w:highlight w:val="yellow"/>
-        </w:rPr>
-        <w:t xml:space="preserve">I spent most of </w:t>
-      </w:r>
-      <w:r>
-        <w:rPr>
-          <w:highlight w:val="yellow"/>
-        </w:rPr>
-        <w:t>a</w:t>
-      </w:r>
-      <w:r>
-        <w:rPr>
-          <w:highlight w:val="yellow"/>
-        </w:rPr>
-        <w:t xml:space="preserve"> year</w:t>
-      </w:r>
-      <w:r>
-        <w:rPr>
-          <w:highlight w:val="yellow"/>
-        </w:rPr>
-        <w:t>,</w:t>
-      </w:r>
-      <w:r>
-        <w:rPr>
-          <w:highlight w:val="yellow"/>
-        </w:rPr>
-        <w:t xml:space="preserve"> when visiting Bill and Jo Anna</w:t>
-      </w:r>
-      <w:r>
-        <w:rPr>
-          <w:highlight w:val="yellow"/>
-        </w:rPr>
-        <w:t>,</w:t>
-      </w:r>
-      <w:r>
-        <w:rPr>
-          <w:highlight w:val="yellow"/>
-        </w:rPr>
-        <w:t xml:space="preserve"> </w:t>
-      </w:r>
-      <w:r>
-        <w:rPr>
-          <w:highlight w:val="yellow"/>
-        </w:rPr>
-        <w:t xml:space="preserve">trying to </w:t>
-      </w:r>
-      <w:r>
-        <w:rPr>
-          <w:i/>
-          <w:iCs/>
-          <w:highlight w:val="yellow"/>
-        </w:rPr>
-        <w:t>convince</w:t>
-      </w:r>
-      <w:r>
-        <w:rPr>
-          <w:highlight w:val="yellow"/>
-        </w:rPr>
-        <w:t xml:space="preserve"> her that relaxing with a couple of ice-cold beers would help.  </w:t>
-      </w:r>
-      <w:r>
-        <w:rPr>
-          <w:highlight w:val="yellow"/>
-        </w:rPr>
-        <w:t>/</w:t>
-      </w:r>
-      <w:proofErr w:type="gramStart"/>
-      <w:r>
-        <w:rPr>
-          <w:highlight w:val="yellow"/>
-        </w:rPr>
-        <w:t xml:space="preserve">/  </w:t>
-      </w:r>
-      <w:r>
-        <w:rPr>
-          <w:b/>
-          <w:bCs/>
-          <w:highlight w:val="yellow"/>
-        </w:rPr>
-        <w:t>She</w:t>
-      </w:r>
-      <w:proofErr w:type="gramEnd"/>
-      <w:r>
-        <w:rPr>
-          <w:b/>
-          <w:bCs/>
-          <w:highlight w:val="yellow"/>
-        </w:rPr>
-        <w:t xml:space="preserve"> enjoyed the company</w:t>
-      </w:r>
-      <w:r>
-        <w:rPr>
-          <w:highlight w:val="yellow"/>
-        </w:rPr>
-        <w:t>.</w:t>
-      </w:r>
-      <w:r>
-        <w:t xml:space="preserve">  </w:t>
-      </w:r>
-    </w:p>
-    <w:p>
-      <w:pPr>
-        <w:spacing w:after="200" w:line="276" w:lineRule="auto"/>
-      </w:pPr>
-      <w:r>
-        <w:t xml:space="preserve">We laughed about it as she pretended to be </w:t>
-      </w:r>
-      <w:r>
-        <w:t xml:space="preserve">/ </w:t>
-      </w:r>
-      <w:r>
-        <w:t>“</w:t>
-      </w:r>
-      <w:r>
-        <w:rPr>
-          <w:i/>
-          <w:iCs/>
-        </w:rPr>
-        <w:t>almost convinced</w:t>
-      </w:r>
-      <w:r>
-        <w:t xml:space="preserve">”.  </w:t>
-      </w:r>
-      <w:r>
-        <w:t>//</w:t>
-      </w:r>
-    </w:p>
-    <w:p>
-      <w:pPr>
-        <w:spacing w:after="200" w:line="276" w:lineRule="auto"/>
-      </w:pPr>
-      <w:r>
-        <w:rPr>
-          <w:highlight w:val="yellow"/>
-        </w:rPr>
-        <w:t>She responded in kind…</w:t>
-      </w:r>
-      <w:r>
-        <w:t xml:space="preserve"> </w:t>
-      </w:r>
-      <w:r>
         <w:t>/ s</w:t>
       </w:r>
       <w:r>
@@ -2577,7 +2513,13 @@
         <w:t xml:space="preserve">, whenever I visited, </w:t>
       </w:r>
       <w:r>
-        <w:t xml:space="preserve">I could show her how it’s done.  </w:t>
+        <w:t xml:space="preserve">I could show her how </w:t>
+      </w:r>
+      <w:r>
+        <w:t>to administer the treatment</w:t>
+      </w:r>
+      <w:r>
+        <w:t xml:space="preserve">.  </w:t>
       </w:r>
       <w:r>
         <w:t>//</w:t>
@@ -2826,15 +2768,33 @@
           <w:bCs/>
           <w:highlight w:val="yellow"/>
         </w:rPr>
-        <w:t xml:space="preserve">such healing </w:t>
-      </w:r>
-      <w:r>
-        <w:rPr>
-          <w:b/>
-          <w:bCs/>
-          <w:highlight w:val="yellow"/>
-        </w:rPr>
-        <w:t>grace is real. //</w:t>
+        <w:t xml:space="preserve">such </w:t>
+      </w:r>
+      <w:r>
+        <w:rPr>
+          <w:b/>
+          <w:bCs/>
+          <w:highlight w:val="yellow"/>
+          <w:u w:val="single"/>
+        </w:rPr>
+        <w:t xml:space="preserve">healing </w:t>
+      </w:r>
+      <w:r>
+        <w:rPr>
+          <w:b/>
+          <w:bCs/>
+          <w:highlight w:val="yellow"/>
+          <w:u w:val="single"/>
+        </w:rPr>
+        <w:t>grace</w:t>
+      </w:r>
+      <w:r>
+        <w:rPr>
+          <w:b/>
+          <w:bCs/>
+          <w:highlight w:val="yellow"/>
+        </w:rPr>
+        <w:t xml:space="preserve"> is real. //</w:t>
       </w:r>
     </w:p>
     <w:p>
@@ -2868,9 +2828,15 @@
     <w:p>
       <w:pPr>
         <w:spacing w:after="200" w:line="276" w:lineRule="auto"/>
-      </w:pPr>
-      <w:r>
-        <w:rPr>
+        <w:rPr>
+          <w:b/>
+          <w:bCs/>
+        </w:rPr>
+      </w:pPr>
+      <w:r>
+        <w:rPr>
+          <w:b/>
+          <w:bCs/>
           <w:highlight w:val="yellow"/>
         </w:rPr>
         <w:t>Here is a picture… made for Jo Anna. //</w:t>
@@ -2881,263 +2847,267 @@
         <w:spacing w:after="200" w:line="276" w:lineRule="auto"/>
       </w:pPr>
       <w:r>
-        <w:t xml:space="preserve">She knew fine </w:t>
+        <w:t xml:space="preserve">She knew </w:t>
+      </w:r>
+      <w:r>
+        <w:t xml:space="preserve">about </w:t>
+      </w:r>
+      <w:r>
+        <w:t xml:space="preserve">fine </w:t>
+      </w:r>
+      <w:r>
+        <w:t>dinnerware</w:t>
+      </w:r>
+      <w:r>
+        <w:t xml:space="preserve">. </w:t>
+      </w:r>
+      <w:r>
+        <w:t xml:space="preserve"> </w:t>
+      </w:r>
+      <w:r>
+        <w:t xml:space="preserve">/ China. / Crystal. / </w:t>
+      </w:r>
+      <w:r>
+        <w:t xml:space="preserve">Silver / </w:t>
+      </w:r>
+      <w:r>
+        <w:t>Gold. //</w:t>
+      </w:r>
+    </w:p>
+    <w:p>
+      <w:pPr>
+        <w:spacing w:after="200" w:line="276" w:lineRule="auto"/>
+        <w:rPr>
+          <w:highlight w:val="yellow"/>
+        </w:rPr>
+      </w:pPr>
+    </w:p>
+    <w:p>
+      <w:pPr>
+        <w:spacing w:after="200" w:line="276" w:lineRule="auto"/>
+      </w:pPr>
+      <w:r>
+        <w:rPr>
+          <w:highlight w:val="yellow"/>
+        </w:rPr>
+        <w:t xml:space="preserve">So, listen to </w:t>
+      </w:r>
+      <w:r>
+        <w:rPr>
+          <w:highlight w:val="yellow"/>
+        </w:rPr>
+        <w:t xml:space="preserve">the Apostle </w:t>
+      </w:r>
+      <w:r>
+        <w:rPr>
+          <w:highlight w:val="yellow"/>
+        </w:rPr>
+        <w:t>Paul: //</w:t>
+      </w:r>
+    </w:p>
+    <w:p>
+      <w:pPr>
+        <w:spacing w:after="200" w:line="276" w:lineRule="auto"/>
+      </w:pPr>
+      <w:r>
+        <w:rPr>
+          <w:b/>
+          <w:bCs/>
+        </w:rPr>
+        <w:t xml:space="preserve">“But we have this treasure in </w:t>
+      </w:r>
+      <w:r>
+        <w:rPr>
+          <w:b/>
+          <w:bCs/>
+          <w:u w:val="single"/>
+        </w:rPr>
+        <w:t>clay jars</w:t>
+      </w:r>
+      <w:r>
+        <w:rPr>
+          <w:b/>
+          <w:bCs/>
+        </w:rPr>
+        <w:t xml:space="preserve">… </w:t>
+      </w:r>
+      <w:r>
+        <w:rPr>
+          <w:b/>
+          <w:bCs/>
+          <w:u w:val="single"/>
+        </w:rPr>
+        <w:t>so that the extraordinary power belongs to God</w:t>
+      </w:r>
+      <w:r>
+        <w:rPr>
+          <w:b/>
+          <w:bCs/>
+        </w:rPr>
+        <w:t>… and does not come from us.”</w:t>
+      </w:r>
+      <w:r>
+        <w:t xml:space="preserve"> //</w:t>
+      </w:r>
+      <w:r>
+        <w:t xml:space="preserve">   </w:t>
       </w:r>
       <w:proofErr w:type="gramStart"/>
       <w:r>
-        <w:t>dinner-ware</w:t>
+        <w:t xml:space="preserve">   (</w:t>
       </w:r>
       <w:proofErr w:type="gramEnd"/>
       <w:r>
-        <w:t xml:space="preserve">. </w:t>
+        <w:t>2 Corinthians 4:7)</w:t>
+      </w:r>
+    </w:p>
+    <w:p>
+      <w:pPr>
+        <w:spacing w:after="200" w:line="276" w:lineRule="auto"/>
+      </w:pPr>
+      <w:r>
+        <w:rPr>
+          <w:highlight w:val="yellow"/>
+          <w:u w:val="single"/>
+        </w:rPr>
+        <w:t>God keeps His treasure… in breakable jars. //</w:t>
+      </w:r>
+    </w:p>
+    <w:p>
+      <w:pPr>
+        <w:spacing w:after="200" w:line="276" w:lineRule="auto"/>
+      </w:pPr>
+      <w:r>
+        <w:t xml:space="preserve">Cracked ones. / Chipped ones. / Jars that never did sit level. </w:t>
+      </w:r>
+      <w:r>
+        <w:t xml:space="preserve"> / </w:t>
+      </w:r>
+      <w:r>
+        <w:rPr>
+          <w:highlight w:val="yellow"/>
+        </w:rPr>
+        <w:t>Jars like Jo Anna…</w:t>
       </w:r>
       <w:r>
         <w:t xml:space="preserve"> </w:t>
       </w:r>
       <w:r>
-        <w:t xml:space="preserve">/ China. / Crystal. / </w:t>
-      </w:r>
-      <w:r>
-        <w:t xml:space="preserve">Silver / </w:t>
-      </w:r>
-      <w:r>
-        <w:t>Gold. //</w:t>
-      </w:r>
-    </w:p>
-    <w:p>
-      <w:pPr>
-        <w:spacing w:after="200" w:line="276" w:lineRule="auto"/>
-        <w:rPr>
-          <w:highlight w:val="yellow"/>
-        </w:rPr>
-      </w:pPr>
-    </w:p>
-    <w:p>
-      <w:pPr>
-        <w:spacing w:after="200" w:line="276" w:lineRule="auto"/>
-      </w:pPr>
-      <w:r>
-        <w:rPr>
-          <w:highlight w:val="yellow"/>
-        </w:rPr>
-        <w:t xml:space="preserve">So, listen to </w:t>
-      </w:r>
-      <w:r>
-        <w:rPr>
-          <w:highlight w:val="yellow"/>
-        </w:rPr>
-        <w:t xml:space="preserve">the Apostle </w:t>
-      </w:r>
-      <w:r>
-        <w:rPr>
-          <w:highlight w:val="yellow"/>
-        </w:rPr>
-        <w:t>Paul: //</w:t>
-      </w:r>
-    </w:p>
-    <w:p>
-      <w:pPr>
-        <w:spacing w:after="200" w:line="276" w:lineRule="auto"/>
-      </w:pPr>
-      <w:r>
-        <w:rPr>
-          <w:b/>
-          <w:bCs/>
-        </w:rPr>
-        <w:t xml:space="preserve">“But we have this treasure in </w:t>
-      </w:r>
-      <w:r>
-        <w:rPr>
-          <w:b/>
-          <w:bCs/>
-          <w:u w:val="single"/>
-        </w:rPr>
-        <w:t>clay jars</w:t>
-      </w:r>
-      <w:r>
-        <w:rPr>
-          <w:b/>
-          <w:bCs/>
-        </w:rPr>
-        <w:t xml:space="preserve">… </w:t>
-      </w:r>
-      <w:r>
-        <w:rPr>
-          <w:b/>
-          <w:bCs/>
-          <w:u w:val="single"/>
-        </w:rPr>
-        <w:t>so that the extraordinary power belongs to God</w:t>
-      </w:r>
-      <w:r>
-        <w:rPr>
-          <w:b/>
-          <w:bCs/>
-        </w:rPr>
-        <w:t>… and does not come from us.”</w:t>
-      </w:r>
-      <w:r>
+        <w:t>//</w:t>
+      </w:r>
+    </w:p>
+    <w:p>
+      <w:pPr>
+        <w:spacing w:after="200" w:line="276" w:lineRule="auto"/>
+      </w:pPr>
+      <w:r>
+        <w:rPr>
+          <w:highlight w:val="yellow"/>
+        </w:rPr>
+        <w:t>The power was never in the jar. //</w:t>
+      </w:r>
+    </w:p>
+    <w:p>
+      <w:pPr>
+        <w:spacing w:after="200" w:line="276" w:lineRule="auto"/>
+      </w:pPr>
+      <w:r>
+        <w:t>Psalm 34 says: //</w:t>
+      </w:r>
+    </w:p>
+    <w:p>
+      <w:pPr>
+        <w:spacing w:after="200" w:line="276" w:lineRule="auto"/>
+      </w:pPr>
+      <w:r>
+        <w:rPr>
+          <w:b/>
+          <w:bCs/>
+          <w:highlight w:val="yellow"/>
+        </w:rPr>
+        <w:t>“The LORD is near the brokenhearted… he delivers those who are discouraged.”</w:t>
+      </w:r>
+      <w:r>
+        <w:rPr>
+          <w:highlight w:val="yellow"/>
+        </w:rPr>
         <w:t xml:space="preserve"> //</w:t>
       </w:r>
-      <w:r>
-        <w:t xml:space="preserve">   </w:t>
-      </w:r>
+    </w:p>
+    <w:p>
+      <w:pPr>
+        <w:spacing w:after="200" w:line="276" w:lineRule="auto"/>
+      </w:pPr>
+    </w:p>
+    <w:p>
+      <w:pPr>
+        <w:spacing w:after="200" w:line="276" w:lineRule="auto"/>
+      </w:pPr>
+      <w:r>
+        <w:t>Near… the depressed mind. //</w:t>
+      </w:r>
+    </w:p>
+    <w:p>
+      <w:pPr>
+        <w:spacing w:after="200" w:line="276" w:lineRule="auto"/>
+      </w:pPr>
+      <w:r>
+        <w:rPr>
+          <w:highlight w:val="yellow"/>
+        </w:rPr>
+        <w:t>Near… the failing memory. //</w:t>
+      </w:r>
+    </w:p>
+    <w:p>
+      <w:pPr>
+        <w:spacing w:after="200" w:line="276" w:lineRule="auto"/>
+      </w:pPr>
+      <w:r>
+        <w:t>Near… the body in pain. //</w:t>
+      </w:r>
+    </w:p>
+    <w:p>
+      <w:pPr>
+        <w:spacing w:after="200" w:line="276" w:lineRule="auto"/>
+      </w:pPr>
       <w:proofErr w:type="gramStart"/>
       <w:r>
-        <w:t xml:space="preserve">   (</w:t>
+        <w:rPr>
+          <w:b/>
+          <w:bCs/>
+          <w:highlight w:val="yellow"/>
+        </w:rPr>
+        <w:t>Near</w:t>
       </w:r>
       <w:proofErr w:type="gramEnd"/>
       <w:r>
-        <w:t>2 Corinthians 4:7)</w:t>
-      </w:r>
-    </w:p>
-    <w:p>
-      <w:pPr>
-        <w:spacing w:after="200" w:line="276" w:lineRule="auto"/>
-      </w:pPr>
-      <w:r>
-        <w:rPr>
-          <w:highlight w:val="yellow"/>
-          <w:u w:val="single"/>
-        </w:rPr>
-        <w:t>God keeps His treasure… in breakable jars. //</w:t>
-      </w:r>
-    </w:p>
-    <w:p>
-      <w:pPr>
-        <w:spacing w:after="200" w:line="276" w:lineRule="auto"/>
-      </w:pPr>
-      <w:r>
-        <w:t xml:space="preserve">Cracked ones. / Chipped ones. / Jars that never did sit level. </w:t>
-      </w:r>
-      <w:r>
-        <w:t xml:space="preserve"> / </w:t>
-      </w:r>
-      <w:r>
-        <w:rPr>
-          <w:highlight w:val="yellow"/>
-        </w:rPr>
-        <w:t>Jars like Jo Anna…</w:t>
-      </w:r>
-      <w:r>
-        <w:t xml:space="preserve"> </w:t>
-      </w:r>
-      <w:r>
-        <w:t>//</w:t>
-      </w:r>
-    </w:p>
-    <w:p>
-      <w:pPr>
-        <w:spacing w:after="200" w:line="276" w:lineRule="auto"/>
-      </w:pPr>
-      <w:r>
-        <w:rPr>
-          <w:highlight w:val="yellow"/>
-        </w:rPr>
-        <w:t>The power was never in the jar. //</w:t>
-      </w:r>
-    </w:p>
-    <w:p>
-      <w:pPr>
-        <w:spacing w:after="200" w:line="276" w:lineRule="auto"/>
-      </w:pPr>
-      <w:r>
-        <w:t>Psalm 34 says: //</w:t>
-      </w:r>
-    </w:p>
-    <w:p>
-      <w:pPr>
-        <w:spacing w:after="200" w:line="276" w:lineRule="auto"/>
-      </w:pPr>
-      <w:r>
-        <w:rPr>
-          <w:b/>
-          <w:bCs/>
-          <w:highlight w:val="yellow"/>
-        </w:rPr>
-        <w:t>“The LORD is near the brokenhearted… he delivers those who are discouraged.”</w:t>
-      </w:r>
-      <w:r>
-        <w:rPr>
-          <w:highlight w:val="yellow"/>
-        </w:rPr>
-        <w:t xml:space="preserve"> //</w:t>
-      </w:r>
-    </w:p>
-    <w:p>
-      <w:pPr>
-        <w:spacing w:after="200" w:line="276" w:lineRule="auto"/>
-      </w:pPr>
-    </w:p>
-    <w:p>
-      <w:pPr>
-        <w:spacing w:after="200" w:line="276" w:lineRule="auto"/>
-      </w:pPr>
-      <w:r>
+        <w:rPr>
+          <w:b/>
+          <w:bCs/>
+          <w:highlight w:val="yellow"/>
+        </w:rPr>
+        <w:t>. //</w:t>
+      </w:r>
+    </w:p>
+    <w:p>
+      <w:pPr>
+        <w:spacing w:after="200" w:line="276" w:lineRule="auto"/>
+        <w:rPr>
+          <w:b/>
+          <w:bCs/>
+        </w:rPr>
+      </w:pPr>
+    </w:p>
+    <w:p>
+      <w:pPr>
+        <w:spacing w:after="200" w:line="276" w:lineRule="auto"/>
+      </w:pPr>
+      <w:r>
+        <w:rPr>
+          <w:b/>
+          <w:bCs/>
+        </w:rPr>
         <w:lastRenderedPageBreak/>
-        <w:t>Near… the depressed mind. //</w:t>
-      </w:r>
-    </w:p>
-    <w:p>
-      <w:pPr>
-        <w:spacing w:after="200" w:line="276" w:lineRule="auto"/>
-      </w:pPr>
-      <w:r>
-        <w:rPr>
-          <w:highlight w:val="yellow"/>
-        </w:rPr>
-        <w:t>Near… the failing memory. //</w:t>
-      </w:r>
-    </w:p>
-    <w:p>
-      <w:pPr>
-        <w:spacing w:after="200" w:line="276" w:lineRule="auto"/>
-      </w:pPr>
-      <w:r>
-        <w:t>Near… the body in pain. //</w:t>
-      </w:r>
-    </w:p>
-    <w:p>
-      <w:pPr>
-        <w:spacing w:after="200" w:line="276" w:lineRule="auto"/>
-      </w:pPr>
-      <w:proofErr w:type="gramStart"/>
-      <w:r>
-        <w:rPr>
-          <w:b/>
-          <w:bCs/>
-          <w:highlight w:val="yellow"/>
-        </w:rPr>
-        <w:t>Near</w:t>
-      </w:r>
-      <w:proofErr w:type="gramEnd"/>
-      <w:r>
-        <w:rPr>
-          <w:b/>
-          <w:bCs/>
-          <w:highlight w:val="yellow"/>
-        </w:rPr>
-        <w:t>. //</w:t>
-      </w:r>
-    </w:p>
-    <w:p>
-      <w:pPr>
-        <w:spacing w:after="200" w:line="276" w:lineRule="auto"/>
-        <w:rPr>
-          <w:b/>
-          <w:bCs/>
-        </w:rPr>
-      </w:pPr>
-    </w:p>
-    <w:p>
-      <w:pPr>
-        <w:spacing w:after="200" w:line="276" w:lineRule="auto"/>
-      </w:pPr>
-      <w:r>
-        <w:rPr>
-          <w:b/>
-          <w:bCs/>
-        </w:rPr>
         <w:t>------------- 1</w:t>
       </w:r>
       <w:r>
@@ -3229,9 +3199,15 @@
     <w:p>
       <w:pPr>
         <w:spacing w:after="200" w:line="276" w:lineRule="auto"/>
-      </w:pPr>
-      <w:r>
-        <w:rPr>
+        <w:rPr>
+          <w:b/>
+          <w:bCs/>
+        </w:rPr>
+      </w:pPr>
+      <w:r>
+        <w:rPr>
+          <w:b/>
+          <w:bCs/>
           <w:highlight w:val="yellow"/>
         </w:rPr>
         <w:t>But some of what she gathered… was real treasure --</w:t>
@@ -3240,14 +3216,30 @@
     <w:p>
       <w:pPr>
         <w:spacing w:after="200" w:line="276" w:lineRule="auto"/>
-      </w:pPr>
-      <w:r>
+        <w:rPr>
+          <w:b/>
+          <w:bCs/>
+        </w:rPr>
+      </w:pPr>
+      <w:r>
+        <w:rPr>
+          <w:b/>
+          <w:bCs/>
+        </w:rPr>
         <w:t xml:space="preserve">The full tables… the </w:t>
       </w:r>
       <w:r>
+        <w:rPr>
+          <w:b/>
+          <w:bCs/>
+        </w:rPr>
         <w:t>hopeful</w:t>
       </w:r>
       <w:r>
+        <w:rPr>
+          <w:b/>
+          <w:bCs/>
+        </w:rPr>
         <w:t xml:space="preserve"> times… the small kindnesses to children… the quiet generosity. //</w:t>
       </w:r>
     </w:p>
@@ -3295,9 +3287,15 @@
     <w:p>
       <w:pPr>
         <w:spacing w:after="200" w:line="276" w:lineRule="auto"/>
-      </w:pPr>
-      <w:r>
-        <w:rPr>
+        <w:rPr>
+          <w:b/>
+          <w:bCs/>
+        </w:rPr>
+      </w:pPr>
+      <w:r>
+        <w:rPr>
+          <w:b/>
+          <w:bCs/>
           <w:highlight w:val="yellow"/>
         </w:rPr>
         <w:t>So, what hope… do we have for Jo Anna? //</w:t>
@@ -3497,52 +3495,52 @@
           <w:b/>
           <w:bCs/>
         </w:rPr>
+        <w:t>-------------- 15</w:t>
+      </w:r>
+    </w:p>
+    <w:p>
+      <w:pPr>
+        <w:spacing w:after="200" w:line="276" w:lineRule="auto"/>
+      </w:pPr>
+      <w:r>
+        <w:rPr>
+          <w:highlight w:val="yellow"/>
+        </w:rPr>
+        <w:t>And how does the Bible picture that gathering? //</w:t>
+      </w:r>
+    </w:p>
+    <w:p>
+      <w:pPr>
+        <w:spacing w:after="200" w:line="276" w:lineRule="auto"/>
+      </w:pPr>
+      <w:r>
+        <w:t>Not clouds. / Not harps. //</w:t>
+      </w:r>
+    </w:p>
+    <w:p>
+      <w:pPr>
+        <w:spacing w:after="200" w:line="276" w:lineRule="auto"/>
+      </w:pPr>
+      <w:r>
+        <w:rPr>
+          <w:b/>
+          <w:bCs/>
+          <w:highlight w:val="yellow"/>
+        </w:rPr>
+        <w:t>A table. //</w:t>
+      </w:r>
+    </w:p>
+    <w:p>
+      <w:pPr>
+        <w:spacing w:after="200" w:line="276" w:lineRule="auto"/>
+      </w:pPr>
+    </w:p>
+    <w:p>
+      <w:pPr>
+        <w:spacing w:after="200" w:line="276" w:lineRule="auto"/>
+      </w:pPr>
+      <w:r>
         <w:lastRenderedPageBreak/>
-        <w:t>-------------- 15</w:t>
-      </w:r>
-    </w:p>
-    <w:p>
-      <w:pPr>
-        <w:spacing w:after="200" w:line="276" w:lineRule="auto"/>
-      </w:pPr>
-      <w:r>
-        <w:rPr>
-          <w:highlight w:val="yellow"/>
-        </w:rPr>
-        <w:t>And how does the Bible picture that gathering? //</w:t>
-      </w:r>
-    </w:p>
-    <w:p>
-      <w:pPr>
-        <w:spacing w:after="200" w:line="276" w:lineRule="auto"/>
-      </w:pPr>
-      <w:r>
-        <w:t>Not clouds. / Not harps. //</w:t>
-      </w:r>
-    </w:p>
-    <w:p>
-      <w:pPr>
-        <w:spacing w:after="200" w:line="276" w:lineRule="auto"/>
-      </w:pPr>
-      <w:r>
-        <w:rPr>
-          <w:b/>
-          <w:bCs/>
-          <w:highlight w:val="yellow"/>
-        </w:rPr>
-        <w:t>A table. //</w:t>
-      </w:r>
-    </w:p>
-    <w:p>
-      <w:pPr>
-        <w:spacing w:after="200" w:line="276" w:lineRule="auto"/>
-      </w:pPr>
-    </w:p>
-    <w:p>
-      <w:pPr>
-        <w:spacing w:after="200" w:line="276" w:lineRule="auto"/>
-      </w:pPr>
-      <w:r>
         <w:t>David</w:t>
       </w:r>
       <w:r>
@@ -4107,7 +4105,7 @@
         <w:rPr>
           <w:highlight w:val="yellow"/>
         </w:rPr>
-        <w:t>Gracious hostess… and household General.</w:t>
+        <w:t>Gracious hostess….</w:t>
       </w:r>
     </w:p>
     <w:p>
